--- a/1 Mini Project_Report.docx
+++ b/1 Mini Project_Report.docx
@@ -316,8 +316,13 @@
         <w:spacing w:after="0" w:line="360" w:lineRule="auto"/>
         <w:ind w:left="0" w:firstLine="0"/>
       </w:pPr>
-      <w:r>
-        <w:t>Marwadi University, Rajkot</w:t>
+      <w:proofErr w:type="spellStart"/>
+      <w:r>
+        <w:t>Marwadi</w:t>
+      </w:r>
+      <w:proofErr w:type="spellEnd"/>
+      <w:r>
+        <w:t xml:space="preserve"> University, Rajkot</w:t>
       </w:r>
     </w:p>
     <w:p>
@@ -425,7 +430,7 @@
         </w:rPr>
         <w:lastRenderedPageBreak/>
         <w:drawing>
-          <wp:inline distT="0" distB="0" distL="0" distR="0" wp14:anchorId="4A5B2117" wp14:editId="2A948057">
+          <wp:inline distT="0" distB="0" distL="0" distR="0" wp14:anchorId="4A5B2117" wp14:editId="6072DDAB">
             <wp:extent cx="2857500" cy="805815"/>
             <wp:effectExtent l="0" t="0" r="0" b="0"/>
             <wp:docPr id="3" name="Picture 3"/>
@@ -594,6 +599,7 @@
           <w:szCs w:val="32"/>
         </w:rPr>
       </w:pPr>
+      <w:proofErr w:type="spellStart"/>
       <w:r>
         <w:rPr>
           <w:b/>
@@ -601,7 +607,17 @@
           <w:sz w:val="32"/>
           <w:szCs w:val="32"/>
         </w:rPr>
-        <w:t>Marwadi University</w:t>
+        <w:t>Marwadi</w:t>
+      </w:r>
+      <w:proofErr w:type="spellEnd"/>
+      <w:r>
+        <w:rPr>
+          <w:b/>
+          <w:bCs/>
+          <w:sz w:val="32"/>
+          <w:szCs w:val="32"/>
+        </w:rPr>
+        <w:t xml:space="preserve"> University</w:t>
       </w:r>
     </w:p>
     <w:p>
@@ -711,68 +727,70 @@
           <w:sz w:val="28"/>
           <w:szCs w:val="28"/>
         </w:rPr>
-        <w:t xml:space="preserve">Yash Talaviya </w:t>
-      </w:r>
-      <w:r>
-        <w:rPr>
-          <w:bCs/>
+        <w:t xml:space="preserve">Yash </w:t>
+      </w:r>
+      <w:proofErr w:type="spellStart"/>
+      <w:r>
+        <w:rPr>
+          <w:b/>
           <w:color w:val="auto"/>
           <w:sz w:val="28"/>
           <w:szCs w:val="28"/>
         </w:rPr>
-        <w:t>(92410103105)</w:t>
-      </w:r>
-      <w:r>
-        <w:rPr>
+        <w:t>Talaviya</w:t>
+      </w:r>
+      <w:proofErr w:type="spellEnd"/>
+      <w:r>
+        <w:rPr>
+          <w:b/>
           <w:color w:val="auto"/>
           <w:sz w:val="28"/>
           <w:szCs w:val="28"/>
         </w:rPr>
-        <w:t xml:space="preserve">, </w:t>
-      </w:r>
-      <w:r>
-        <w:rPr>
-          <w:b/>
+        <w:t xml:space="preserve"> </w:t>
+      </w:r>
+      <w:r>
+        <w:rPr>
+          <w:bCs/>
           <w:color w:val="auto"/>
           <w:sz w:val="28"/>
           <w:szCs w:val="28"/>
         </w:rPr>
-        <w:t xml:space="preserve">Tirth Bhut </w:t>
-      </w:r>
-      <w:r>
-        <w:rPr>
-          <w:bCs/>
+        <w:t>(92410103105)</w:t>
+      </w:r>
+      <w:r>
+        <w:rPr>
           <w:color w:val="auto"/>
           <w:sz w:val="28"/>
           <w:szCs w:val="28"/>
         </w:rPr>
-        <w:t>(92410103093)</w:t>
-      </w:r>
-      <w:r>
-        <w:rPr>
+        <w:t xml:space="preserve">, </w:t>
+      </w:r>
+      <w:r>
+        <w:rPr>
+          <w:b/>
           <w:color w:val="auto"/>
           <w:sz w:val="28"/>
           <w:szCs w:val="28"/>
         </w:rPr>
-        <w:t xml:space="preserve">, </w:t>
-      </w:r>
-      <w:r>
-        <w:rPr>
-          <w:b/>
+        <w:t xml:space="preserve">Tirth Bhut </w:t>
+      </w:r>
+      <w:r>
+        <w:rPr>
+          <w:bCs/>
           <w:color w:val="auto"/>
           <w:sz w:val="28"/>
           <w:szCs w:val="28"/>
         </w:rPr>
-        <w:t>Pratham</w:t>
-      </w:r>
-      <w:r>
-        <w:rPr>
-          <w:b/>
+        <w:t>(92410103093)</w:t>
+      </w:r>
+      <w:r>
+        <w:rPr>
           <w:color w:val="auto"/>
           <w:sz w:val="28"/>
           <w:szCs w:val="28"/>
         </w:rPr>
-        <w:t xml:space="preserve"> </w:t>
+        <w:t xml:space="preserve">, </w:t>
       </w:r>
       <w:r>
         <w:rPr>
@@ -781,23 +799,25 @@
           <w:sz w:val="28"/>
           <w:szCs w:val="28"/>
         </w:rPr>
-        <w:t>Gajra</w:t>
-      </w:r>
-      <w:r>
-        <w:rPr>
+        <w:t>Pratham</w:t>
+      </w:r>
+      <w:r>
+        <w:rPr>
+          <w:b/>
           <w:color w:val="auto"/>
           <w:sz w:val="28"/>
           <w:szCs w:val="28"/>
         </w:rPr>
-        <w:t xml:space="preserve"> (</w:t>
-      </w:r>
-      <w:r>
-        <w:rPr>
+        <w:t xml:space="preserve"> </w:t>
+      </w:r>
+      <w:r>
+        <w:rPr>
+          <w:b/>
           <w:color w:val="auto"/>
           <w:sz w:val="28"/>
           <w:szCs w:val="28"/>
         </w:rPr>
-        <w:t>92410103106</w:t>
+        <w:t>Gajra</w:t>
       </w:r>
       <w:r>
         <w:rPr>
@@ -805,7 +825,41 @@
           <w:sz w:val="28"/>
           <w:szCs w:val="28"/>
         </w:rPr>
-        <w:t>) under my guidance in partial fulfillment for the degree of Bachelor of Technology in Computer Engineering, 6</w:t>
+        <w:t xml:space="preserve"> (</w:t>
+      </w:r>
+      <w:r>
+        <w:rPr>
+          <w:color w:val="auto"/>
+          <w:sz w:val="28"/>
+          <w:szCs w:val="28"/>
+        </w:rPr>
+        <w:t>92410103106</w:t>
+      </w:r>
+      <w:r>
+        <w:rPr>
+          <w:color w:val="auto"/>
+          <w:sz w:val="28"/>
+          <w:szCs w:val="28"/>
+        </w:rPr>
+        <w:t xml:space="preserve">) under my guidance in partial </w:t>
+      </w:r>
+      <w:proofErr w:type="spellStart"/>
+      <w:r>
+        <w:rPr>
+          <w:color w:val="auto"/>
+          <w:sz w:val="28"/>
+          <w:szCs w:val="28"/>
+        </w:rPr>
+        <w:t>fulfillment</w:t>
+      </w:r>
+      <w:proofErr w:type="spellEnd"/>
+      <w:r>
+        <w:rPr>
+          <w:color w:val="auto"/>
+          <w:sz w:val="28"/>
+          <w:szCs w:val="28"/>
+        </w:rPr>
+        <w:t xml:space="preserve"> for the degree of Bachelor of Technology in Computer Engineering, 6</w:t>
       </w:r>
       <w:r>
         <w:rPr>
@@ -822,7 +876,25 @@
           <w:sz w:val="28"/>
           <w:szCs w:val="28"/>
         </w:rPr>
-        <w:t xml:space="preserve"> Semester of Marwadi University, Rajkot during the academic year 2025-26. </w:t>
+        <w:t xml:space="preserve"> Semester of </w:t>
+      </w:r>
+      <w:proofErr w:type="spellStart"/>
+      <w:r>
+        <w:rPr>
+          <w:color w:val="auto"/>
+          <w:sz w:val="28"/>
+          <w:szCs w:val="28"/>
+        </w:rPr>
+        <w:t>Marwadi</w:t>
+      </w:r>
+      <w:proofErr w:type="spellEnd"/>
+      <w:r>
+        <w:rPr>
+          <w:color w:val="auto"/>
+          <w:sz w:val="28"/>
+          <w:szCs w:val="28"/>
+        </w:rPr>
+        <w:t xml:space="preserve"> University, Rajkot during the academic year 2025-26. </w:t>
       </w:r>
     </w:p>
     <w:p>
@@ -1227,6 +1299,7 @@
           <w:szCs w:val="32"/>
         </w:rPr>
       </w:pPr>
+      <w:proofErr w:type="spellStart"/>
       <w:r>
         <w:rPr>
           <w:b/>
@@ -1234,7 +1307,17 @@
           <w:sz w:val="32"/>
           <w:szCs w:val="32"/>
         </w:rPr>
-        <w:t>Marwadi University</w:t>
+        <w:t>Marwadi</w:t>
+      </w:r>
+      <w:proofErr w:type="spellEnd"/>
+      <w:r>
+        <w:rPr>
+          <w:b/>
+          <w:bCs/>
+          <w:sz w:val="32"/>
+          <w:szCs w:val="32"/>
+        </w:rPr>
+        <w:t xml:space="preserve"> University</w:t>
       </w:r>
     </w:p>
     <w:p>
@@ -1317,13 +1400,37 @@
         <w:t xml:space="preserve">Email Spam Detection using Machine Learning </w:t>
       </w:r>
       <w:r>
-        <w:t xml:space="preserve">submitted in partial fulfilment for the degree of Bachelor of Technology in Computer Engineering to Marwadi University, Rajkot, is a bonafide record of original project work carried out by </w:t>
+        <w:t xml:space="preserve">submitted in partial fulfilment for the degree of Bachelor of Technology in Computer Engineering to </w:t>
+      </w:r>
+      <w:proofErr w:type="spellStart"/>
+      <w:r>
+        <w:t>Marwadi</w:t>
+      </w:r>
+      <w:proofErr w:type="spellEnd"/>
+      <w:r>
+        <w:t xml:space="preserve"> University, Rajkot, is a </w:t>
+      </w:r>
+      <w:proofErr w:type="spellStart"/>
+      <w:r>
+        <w:t>bonafide</w:t>
+      </w:r>
+      <w:proofErr w:type="spellEnd"/>
+      <w:r>
+        <w:t xml:space="preserve"> record of original project work carried out by </w:t>
       </w:r>
       <w:r>
         <w:t>me/us</w:t>
       </w:r>
       <w:r>
-        <w:t xml:space="preserve"> at Marwadi University under the supervision of </w:t>
+        <w:t xml:space="preserve"> at </w:t>
+      </w:r>
+      <w:proofErr w:type="spellStart"/>
+      <w:r>
+        <w:t>Marwadi</w:t>
+      </w:r>
+      <w:proofErr w:type="spellEnd"/>
+      <w:r>
+        <w:t xml:space="preserve"> University under the supervision of </w:t>
       </w:r>
       <w:r>
         <w:rPr>
@@ -1516,7 +1623,15 @@
         <w:t>Prof. Yogeshwar Prajapati</w:t>
       </w:r>
       <w:r>
-        <w:t>, Assistant Professor, Department of Computer Engineering, Marwadi University. He was always available whenever we needed guidance, patiently answered our questions, and gave us the kind of practical suggestions that helped us move forward every time we got stuck. His way of teaching us to think through problems rather than just giving ready answers made a real difference.</w:t>
+        <w:t xml:space="preserve">, Assistant Professor, Department of Computer Engineering, </w:t>
+      </w:r>
+      <w:proofErr w:type="spellStart"/>
+      <w:r>
+        <w:t>Marwadi</w:t>
+      </w:r>
+      <w:proofErr w:type="spellEnd"/>
+      <w:r>
+        <w:t xml:space="preserve"> University. He was always available whenever we needed guidance, patiently answered our questions, and gave us the kind of practical suggestions that helped us move forward every time we got stuck. His way of teaching us to think through problems rather than just giving ready answers made a real difference.</w:t>
       </w:r>
     </w:p>
     <w:p>
@@ -1704,7 +1819,15 @@
         <w:t>normalisation</w:t>
       </w:r>
       <w:r>
-        <w:t>, and removal of irrelevant data. It then applies TF-IDF (Term Frequency–Inverse Document Frequency) for feature extraction, which converts textual data into meaningful numerical representations. A Linear Support Vector Classifier (LinearSVC) is used as the primary model due to its effectiveness and fast performance in text classification tasks. Additionally, a calibration technique is applied to generate probability-based outputs, allowing the system to provide confidence scores for each prediction.</w:t>
+        <w:t>, and removal of irrelevant data. It then applies TF-IDF (Term Frequency–Inverse Document Frequency) for feature extraction, which converts textual data into meaningful numerical representations. A Linear Support Vector Classifier (</w:t>
+      </w:r>
+      <w:proofErr w:type="spellStart"/>
+      <w:r>
+        <w:t>LinearSVC</w:t>
+      </w:r>
+      <w:proofErr w:type="spellEnd"/>
+      <w:r>
+        <w:t>) is used as the primary model due to its effectiveness and fast performance in text classification tasks. Additionally, a calibration technique is applied to generate probability-based outputs, allowing the system to provide confidence scores for each prediction.</w:t>
       </w:r>
       <w:r>
         <w:t xml:space="preserve"> </w:t>
@@ -3716,8 +3839,12 @@
             </w:r>
             <w:r>
               <w:tab/>
+            </w:r>
+            <w:proofErr w:type="spellStart"/>
+            <w:r>
               <w:t>i</w:t>
             </w:r>
+            <w:proofErr w:type="spellEnd"/>
           </w:hyperlink>
         </w:p>
         <w:p>
@@ -7401,6 +7528,7 @@
                 <w:szCs w:val="24"/>
               </w:rPr>
             </w:pPr>
+            <w:proofErr w:type="spellStart"/>
             <w:r>
               <w:rPr>
                 <w:b/>
@@ -7408,7 +7536,17 @@
                 <w:color w:val="auto"/>
                 <w:szCs w:val="24"/>
               </w:rPr>
-              <w:t>Enrollment No.</w:t>
+              <w:t>Enrollment</w:t>
+            </w:r>
+            <w:proofErr w:type="spellEnd"/>
+            <w:r>
+              <w:rPr>
+                <w:b/>
+                <w:bCs/>
+                <w:color w:val="auto"/>
+                <w:szCs w:val="24"/>
+              </w:rPr>
+              <w:t xml:space="preserve"> No.</w:t>
             </w:r>
           </w:p>
         </w:tc>
@@ -7465,8 +7603,17 @@
                 <w:color w:val="auto"/>
                 <w:szCs w:val="24"/>
               </w:rPr>
-              <w:t>Yash Talaviya</w:t>
-            </w:r>
+              <w:t xml:space="preserve">Yash </w:t>
+            </w:r>
+            <w:proofErr w:type="spellStart"/>
+            <w:r>
+              <w:rPr>
+                <w:color w:val="auto"/>
+                <w:szCs w:val="24"/>
+              </w:rPr>
+              <w:t>Talaviya</w:t>
+            </w:r>
+            <w:proofErr w:type="spellEnd"/>
           </w:p>
         </w:tc>
         <w:tc>
@@ -8222,7 +8369,23 @@
           <w:szCs w:val="24"/>
           <w:u w:color="000000"/>
         </w:rPr>
-        <w:t xml:space="preserve"> ChatSpamDetector, a system that uses large language models (LLMs) to detect phishing emails. By converting email data into a prompt suitable for LLM analysis, the system provides a highly accurate determination of whether an email is phishing or not. Importantly, it offers detailed reasoning for its phishing determinations, assisting users in making informed decisions about how to handle suspicious emails. We conducted an evaluation using a comprehensive phishing email dataset and compared our system to several LLMs and baseline systems. We confirmed that our system using GPT-4 has superior detection capabilities with an accuracy of 99.70%. Advanced contextual interpretation by LLMs enables the identification of various phishing tactics and impersonations, making them a potentially powerful tool in the fight against email-based phishing threats</w:t>
+        <w:t xml:space="preserve"> </w:t>
+      </w:r>
+      <w:proofErr w:type="spellStart"/>
+      <w:r>
+        <w:rPr>
+          <w:szCs w:val="24"/>
+          <w:u w:color="000000"/>
+        </w:rPr>
+        <w:t>ChatSpamDetector</w:t>
+      </w:r>
+      <w:proofErr w:type="spellEnd"/>
+      <w:r>
+        <w:rPr>
+          <w:szCs w:val="24"/>
+          <w:u w:color="000000"/>
+        </w:rPr>
+        <w:t>, a system that uses large language models (LLMs) to detect phishing emails. By converting email data into a prompt suitable for LLM analysis, the system provides a highly accurate determination of whether an email is phishing or not. Importantly, it offers detailed reasoning for its phishing determinations, assisting users in making informed decisions about how to handle suspicious emails. We conducted an evaluation using a comprehensive phishing email dataset and compared our system to several LLMs and baseline systems. We confirmed that our system using GPT-4 has superior detection capabilities with an accuracy of 99.70%. Advanced contextual interpretation by LLMs enables the identification of various phishing tactics and impersonations, making them a potentially powerful tool in the fight against email-based phishing threats</w:t>
       </w:r>
       <w:r>
         <w:rPr>
@@ -8343,7 +8506,23 @@
           <w:szCs w:val="24"/>
           <w:u w:color="000000"/>
         </w:rPr>
-        <w:t xml:space="preserve"> techniques, specifically CountVectorizer, in combination with a Multinomial Naive Bayes classifier for effective spam classification. Advanced preprocessing steps such as</w:t>
+        <w:t xml:space="preserve"> techniques, specifically </w:t>
+      </w:r>
+      <w:proofErr w:type="spellStart"/>
+      <w:r>
+        <w:rPr>
+          <w:szCs w:val="24"/>
+          <w:u w:color="000000"/>
+        </w:rPr>
+        <w:t>CountVectorizer</w:t>
+      </w:r>
+      <w:proofErr w:type="spellEnd"/>
+      <w:r>
+        <w:rPr>
+          <w:szCs w:val="24"/>
+          <w:u w:color="000000"/>
+        </w:rPr>
+        <w:t>, in combination with a Multinomial Naive Bayes classifier for effective spam classification. Advanced preprocessing steps such as</w:t>
       </w:r>
       <w:r>
         <w:rPr>
@@ -8352,12 +8531,21 @@
         </w:rPr>
         <w:t xml:space="preserve"> </w:t>
       </w:r>
-      <w:r>
-        <w:rPr>
-          <w:szCs w:val="24"/>
-          <w:u w:color="000000"/>
-        </w:rPr>
-        <w:t xml:space="preserve">stopword removal, stemming, and </w:t>
+      <w:proofErr w:type="spellStart"/>
+      <w:r>
+        <w:rPr>
+          <w:szCs w:val="24"/>
+          <w:u w:color="000000"/>
+        </w:rPr>
+        <w:t>stopword</w:t>
+      </w:r>
+      <w:proofErr w:type="spellEnd"/>
+      <w:r>
+        <w:rPr>
+          <w:szCs w:val="24"/>
+          <w:u w:color="000000"/>
+        </w:rPr>
+        <w:t xml:space="preserve"> removal, stemming, and </w:t>
       </w:r>
       <w:r>
         <w:rPr>
@@ -8536,7 +8724,23 @@
           <w:szCs w:val="24"/>
           <w:u w:color="000000"/>
         </w:rPr>
-        <w:t xml:space="preserve"> the spambase UCI dataset of 4601 emails. </w:t>
+        <w:t xml:space="preserve"> the </w:t>
+      </w:r>
+      <w:proofErr w:type="spellStart"/>
+      <w:r>
+        <w:rPr>
+          <w:szCs w:val="24"/>
+          <w:u w:color="000000"/>
+        </w:rPr>
+        <w:t>spambase</w:t>
+      </w:r>
+      <w:proofErr w:type="spellEnd"/>
+      <w:r>
+        <w:rPr>
+          <w:szCs w:val="24"/>
+          <w:u w:color="000000"/>
+        </w:rPr>
+        <w:t xml:space="preserve"> UCI dataset of 4601 emails. </w:t>
       </w:r>
       <w:r>
         <w:rPr>
@@ -8678,14 +8882,45 @@
         <w:lastRenderedPageBreak/>
         <w:t xml:space="preserve">email spam detection. A comprehensive literature review is therefore imperative for developing an updated, evidence-based understanding of contemporary research on employing these methods against this persistent problem. </w:t>
       </w:r>
-      <w:r>
-        <w:rPr>
-          <w:b/>
-          <w:bCs/>
-          <w:szCs w:val="24"/>
-          <w:u w:color="000000"/>
-        </w:rPr>
-        <w:t>Ekramul Haque Tusher et al.</w:t>
+      <w:proofErr w:type="spellStart"/>
+      <w:r>
+        <w:rPr>
+          <w:b/>
+          <w:bCs/>
+          <w:szCs w:val="24"/>
+          <w:u w:color="000000"/>
+        </w:rPr>
+        <w:t>Ekramul</w:t>
+      </w:r>
+      <w:proofErr w:type="spellEnd"/>
+      <w:r>
+        <w:rPr>
+          <w:b/>
+          <w:bCs/>
+          <w:szCs w:val="24"/>
+          <w:u w:color="000000"/>
+        </w:rPr>
+        <w:t xml:space="preserve"> Haque </w:t>
+      </w:r>
+      <w:proofErr w:type="spellStart"/>
+      <w:r>
+        <w:rPr>
+          <w:b/>
+          <w:bCs/>
+          <w:szCs w:val="24"/>
+          <w:u w:color="000000"/>
+        </w:rPr>
+        <w:t>Tusher</w:t>
+      </w:r>
+      <w:proofErr w:type="spellEnd"/>
+      <w:r>
+        <w:rPr>
+          <w:b/>
+          <w:bCs/>
+          <w:szCs w:val="24"/>
+          <w:u w:color="000000"/>
+        </w:rPr>
+        <w:t xml:space="preserve"> et al.</w:t>
       </w:r>
       <w:r>
         <w:rPr>
@@ -10102,7 +10337,25 @@
                 <w:szCs w:val="20"/>
                 <w:lang w:bidi="ar-SA"/>
               </w:rPr>
-              <w:t>LLMs provide detailed reasoning for classifications, increasing user trust. GPT-4 outperforms Llama 2 and PaLM 2.</w:t>
+              <w:t xml:space="preserve">LLMs provide detailed reasoning for classifications, increasing user trust. GPT-4 outperforms Llama 2 and </w:t>
+            </w:r>
+            <w:proofErr w:type="spellStart"/>
+            <w:r>
+              <w:rPr>
+                <w:sz w:val="20"/>
+                <w:szCs w:val="20"/>
+                <w:lang w:bidi="ar-SA"/>
+              </w:rPr>
+              <w:t>PaLM</w:t>
+            </w:r>
+            <w:proofErr w:type="spellEnd"/>
+            <w:r>
+              <w:rPr>
+                <w:sz w:val="20"/>
+                <w:szCs w:val="20"/>
+                <w:lang w:bidi="ar-SA"/>
+              </w:rPr>
+              <w:t xml:space="preserve"> 2.</w:t>
             </w:r>
           </w:p>
         </w:tc>
@@ -10353,7 +10606,25 @@
                 <w:szCs w:val="20"/>
                 <w:lang w:bidi="ar-SA"/>
               </w:rPr>
-              <w:t>Hybrid ML: Count Vectorizer (Bag-of-Words) with Multinomial Naive Bayes. Preprocessing includes stopword removal and stemming.</w:t>
+              <w:t xml:space="preserve">Hybrid ML: Count Vectorizer (Bag-of-Words) with Multinomial Naive Bayes. Preprocessing includes </w:t>
+            </w:r>
+            <w:proofErr w:type="spellStart"/>
+            <w:r>
+              <w:rPr>
+                <w:sz w:val="20"/>
+                <w:szCs w:val="20"/>
+                <w:lang w:bidi="ar-SA"/>
+              </w:rPr>
+              <w:t>stopword</w:t>
+            </w:r>
+            <w:proofErr w:type="spellEnd"/>
+            <w:r>
+              <w:rPr>
+                <w:sz w:val="20"/>
+                <w:szCs w:val="20"/>
+                <w:lang w:bidi="ar-SA"/>
+              </w:rPr>
+              <w:t xml:space="preserve"> removal and stemming.</w:t>
             </w:r>
           </w:p>
         </w:tc>
@@ -10774,7 +11045,25 @@
                 <w:szCs w:val="20"/>
                 <w:lang w:bidi="ar-SA"/>
               </w:rPr>
-              <w:t>UCI Spambase Dataset (approx. 5,000 instances).</w:t>
+              <w:t xml:space="preserve">UCI </w:t>
+            </w:r>
+            <w:proofErr w:type="spellStart"/>
+            <w:r>
+              <w:rPr>
+                <w:sz w:val="20"/>
+                <w:szCs w:val="20"/>
+                <w:lang w:bidi="ar-SA"/>
+              </w:rPr>
+              <w:t>Spambase</w:t>
+            </w:r>
+            <w:proofErr w:type="spellEnd"/>
+            <w:r>
+              <w:rPr>
+                <w:sz w:val="20"/>
+                <w:szCs w:val="20"/>
+                <w:lang w:bidi="ar-SA"/>
+              </w:rPr>
+              <w:t xml:space="preserve"> Dataset (approx. 5,000 instances).</w:t>
             </w:r>
           </w:p>
         </w:tc>
@@ -11086,13 +11375,23 @@
               </w:rPr>
               <w:t xml:space="preserve">and </w:t>
             </w:r>
-            <w:r>
-              <w:rPr>
-                <w:sz w:val="20"/>
-                <w:szCs w:val="20"/>
-                <w:lang w:bidi="ar-SA"/>
-              </w:rPr>
-              <w:t>SpamAssassin.</w:t>
+            <w:proofErr w:type="spellStart"/>
+            <w:r>
+              <w:rPr>
+                <w:sz w:val="20"/>
+                <w:szCs w:val="20"/>
+                <w:lang w:bidi="ar-SA"/>
+              </w:rPr>
+              <w:t>SpamAssassin</w:t>
+            </w:r>
+            <w:proofErr w:type="spellEnd"/>
+            <w:r>
+              <w:rPr>
+                <w:sz w:val="20"/>
+                <w:szCs w:val="20"/>
+                <w:lang w:bidi="ar-SA"/>
+              </w:rPr>
+              <w:t>.</w:t>
             </w:r>
           </w:p>
         </w:tc>
@@ -11362,7 +11661,25 @@
                 <w:szCs w:val="20"/>
                 <w:lang w:bidi="ar-SA"/>
               </w:rPr>
-              <w:t>Mentions SpamAssassin, Enron, Ling-Spam.</w:t>
+              <w:t xml:space="preserve">Mentions </w:t>
+            </w:r>
+            <w:proofErr w:type="spellStart"/>
+            <w:r>
+              <w:rPr>
+                <w:sz w:val="20"/>
+                <w:szCs w:val="20"/>
+                <w:lang w:bidi="ar-SA"/>
+              </w:rPr>
+              <w:t>SpamAssassin</w:t>
+            </w:r>
+            <w:proofErr w:type="spellEnd"/>
+            <w:r>
+              <w:rPr>
+                <w:sz w:val="20"/>
+                <w:szCs w:val="20"/>
+                <w:lang w:bidi="ar-SA"/>
+              </w:rPr>
+              <w:t>, Enron, Ling-Spam.</w:t>
             </w:r>
           </w:p>
         </w:tc>
@@ -11825,7 +12142,25 @@
                 <w:szCs w:val="20"/>
                 <w:lang w:bidi="ar-SA"/>
               </w:rPr>
-              <w:t xml:space="preserve"> with GridSearchCV. Integrated into a Django Web App.</w:t>
+              <w:t xml:space="preserve"> with </w:t>
+            </w:r>
+            <w:proofErr w:type="spellStart"/>
+            <w:r>
+              <w:rPr>
+                <w:sz w:val="20"/>
+                <w:szCs w:val="20"/>
+                <w:lang w:bidi="ar-SA"/>
+              </w:rPr>
+              <w:t>GridSearchCV</w:t>
+            </w:r>
+            <w:proofErr w:type="spellEnd"/>
+            <w:r>
+              <w:rPr>
+                <w:sz w:val="20"/>
+                <w:szCs w:val="20"/>
+                <w:lang w:bidi="ar-SA"/>
+              </w:rPr>
+              <w:t>. Integrated into a Django Web App.</w:t>
             </w:r>
           </w:p>
         </w:tc>
@@ -11921,7 +12256,25 @@
                 <w:szCs w:val="20"/>
                 <w:lang w:bidi="ar-SA"/>
               </w:rPr>
-              <w:t>Datasets from Ariyadasa et al. (2021) and UNB (2016).</w:t>
+              <w:t xml:space="preserve">Datasets from </w:t>
+            </w:r>
+            <w:proofErr w:type="spellStart"/>
+            <w:r>
+              <w:rPr>
+                <w:sz w:val="20"/>
+                <w:szCs w:val="20"/>
+                <w:lang w:bidi="ar-SA"/>
+              </w:rPr>
+              <w:t>Ariyadasa</w:t>
+            </w:r>
+            <w:proofErr w:type="spellEnd"/>
+            <w:r>
+              <w:rPr>
+                <w:sz w:val="20"/>
+                <w:szCs w:val="20"/>
+                <w:lang w:bidi="ar-SA"/>
+              </w:rPr>
+              <w:t xml:space="preserve"> et al. (2021) and UNB (2016).</w:t>
             </w:r>
           </w:p>
         </w:tc>
@@ -12207,7 +12560,25 @@
                 <w:szCs w:val="20"/>
                 <w:lang w:bidi="ar-SA"/>
               </w:rPr>
-              <w:t>UCI Spambase dataset (4,601 email instances).</w:t>
+              <w:t xml:space="preserve">UCI </w:t>
+            </w:r>
+            <w:proofErr w:type="spellStart"/>
+            <w:r>
+              <w:rPr>
+                <w:sz w:val="20"/>
+                <w:szCs w:val="20"/>
+                <w:lang w:bidi="ar-SA"/>
+              </w:rPr>
+              <w:t>Spambase</w:t>
+            </w:r>
+            <w:proofErr w:type="spellEnd"/>
+            <w:r>
+              <w:rPr>
+                <w:sz w:val="20"/>
+                <w:szCs w:val="20"/>
+                <w:lang w:bidi="ar-SA"/>
+              </w:rPr>
+              <w:t xml:space="preserve"> dataset (4,601 email instances).</w:t>
             </w:r>
           </w:p>
         </w:tc>
@@ -12412,7 +12783,27 @@
                 <w:szCs w:val="20"/>
                 <w:lang w:bidi="ar-SA"/>
               </w:rPr>
-              <w:t>Evaluated NB, LR, Extra Tree, SGD, XGBoost, SVM, RF, and MLP with Count-Vectorizer and TFIDF. Used Grid, Random, and Genetic algorithms (TPOT) for hyperparameter tuning.</w:t>
+              <w:t xml:space="preserve">Evaluated NB, LR, Extra Tree, SGD, </w:t>
+            </w:r>
+            <w:proofErr w:type="spellStart"/>
+            <w:r>
+              <w:rPr>
+                <w:color w:val="1F1F1F"/>
+                <w:sz w:val="20"/>
+                <w:szCs w:val="20"/>
+                <w:lang w:bidi="ar-SA"/>
+              </w:rPr>
+              <w:t>XGBoost</w:t>
+            </w:r>
+            <w:proofErr w:type="spellEnd"/>
+            <w:r>
+              <w:rPr>
+                <w:color w:val="1F1F1F"/>
+                <w:sz w:val="20"/>
+                <w:szCs w:val="20"/>
+                <w:lang w:bidi="ar-SA"/>
+              </w:rPr>
+              <w:t>, SVM, RF, and MLP with Count-Vectorizer and TFIDF. Used Grid, Random, and Genetic algorithms (TPOT) for hyperparameter tuning.</w:t>
             </w:r>
           </w:p>
         </w:tc>
@@ -13473,6 +13864,7 @@
                 <w:lang w:bidi="ar-SA"/>
               </w:rPr>
             </w:pPr>
+            <w:proofErr w:type="spellStart"/>
             <w:r>
               <w:rPr>
                 <w:color w:val="1F1F1F"/>
@@ -13480,7 +13872,17 @@
                 <w:szCs w:val="20"/>
                 <w:lang w:bidi="ar-SA"/>
               </w:rPr>
-              <w:t>Spambase dataset (George Forman, 1999) with 4601 instances and 58 variables.</w:t>
+              <w:t>Spambase</w:t>
+            </w:r>
+            <w:proofErr w:type="spellEnd"/>
+            <w:r>
+              <w:rPr>
+                <w:color w:val="1F1F1F"/>
+                <w:sz w:val="20"/>
+                <w:szCs w:val="20"/>
+                <w:lang w:bidi="ar-SA"/>
+              </w:rPr>
+              <w:t xml:space="preserve"> dataset (George Forman, 1999) with 4601 instances and 58 variables.</w:t>
             </w:r>
           </w:p>
         </w:tc>
@@ -15220,7 +15622,25 @@
                 <w:szCs w:val="20"/>
                 <w:lang w:bidi="ar-SA"/>
               </w:rPr>
-              <w:t>NN: 95.51% (SpamAssassin). SVM: 96.38% (Enron1). LR: 96.22% (Enron1).</w:t>
+              <w:t>NN: 95.51% (</w:t>
+            </w:r>
+            <w:proofErr w:type="spellStart"/>
+            <w:r>
+              <w:rPr>
+                <w:sz w:val="20"/>
+                <w:szCs w:val="20"/>
+                <w:lang w:bidi="ar-SA"/>
+              </w:rPr>
+              <w:t>SpamAssassin</w:t>
+            </w:r>
+            <w:proofErr w:type="spellEnd"/>
+            <w:r>
+              <w:rPr>
+                <w:sz w:val="20"/>
+                <w:szCs w:val="20"/>
+                <w:lang w:bidi="ar-SA"/>
+              </w:rPr>
+              <w:t>). SVM: 96.38% (Enron1). LR: 96.22% (Enron1).</w:t>
             </w:r>
           </w:p>
         </w:tc>
@@ -15246,13 +15666,23 @@
                 <w:lang w:bidi="ar-SA"/>
               </w:rPr>
             </w:pPr>
-            <w:r>
-              <w:rPr>
-                <w:sz w:val="20"/>
-                <w:szCs w:val="20"/>
-                <w:lang w:bidi="ar-SA"/>
-              </w:rPr>
-              <w:t xml:space="preserve">SpamAssassin (2551 ham/501 spam), Enron1 (3228 ham/3219 spam), and Kaggle </w:t>
+            <w:proofErr w:type="spellStart"/>
+            <w:r>
+              <w:rPr>
+                <w:sz w:val="20"/>
+                <w:szCs w:val="20"/>
+                <w:lang w:bidi="ar-SA"/>
+              </w:rPr>
+              <w:t>SpamAssassin</w:t>
+            </w:r>
+            <w:proofErr w:type="spellEnd"/>
+            <w:r>
+              <w:rPr>
+                <w:sz w:val="20"/>
+                <w:szCs w:val="20"/>
+                <w:lang w:bidi="ar-SA"/>
+              </w:rPr>
+              <w:t xml:space="preserve"> (2551 ham/501 spam), Enron1 (3228 ham/3219 spam), and Kaggle </w:t>
             </w:r>
             <w:r>
               <w:rPr>
@@ -18029,7 +18459,39 @@
           <w:u w:color="000000"/>
         </w:rPr>
         <w:lastRenderedPageBreak/>
-        <w:t>unified DataFrame. Translating the flat files into a Pandas DataFrame provided a highly efficient, two-dimensional data structure, making it significantly easier to perform exploratory data analysis, clean out duplicate entries or null values, and isolate the text arrays for the subsequent natural language preprocessing pipeline.</w:t>
+        <w:t xml:space="preserve">unified </w:t>
+      </w:r>
+      <w:proofErr w:type="spellStart"/>
+      <w:r>
+        <w:rPr>
+          <w:szCs w:val="24"/>
+          <w:u w:color="000000"/>
+        </w:rPr>
+        <w:t>DataFrame</w:t>
+      </w:r>
+      <w:proofErr w:type="spellEnd"/>
+      <w:r>
+        <w:rPr>
+          <w:szCs w:val="24"/>
+          <w:u w:color="000000"/>
+        </w:rPr>
+        <w:t xml:space="preserve">. Translating the flat files into a Pandas </w:t>
+      </w:r>
+      <w:proofErr w:type="spellStart"/>
+      <w:r>
+        <w:rPr>
+          <w:szCs w:val="24"/>
+          <w:u w:color="000000"/>
+        </w:rPr>
+        <w:t>DataFrame</w:t>
+      </w:r>
+      <w:proofErr w:type="spellEnd"/>
+      <w:r>
+        <w:rPr>
+          <w:szCs w:val="24"/>
+          <w:u w:color="000000"/>
+        </w:rPr>
+        <w:t xml:space="preserve"> provided a highly efficient, two-dimensional data structure, making it significantly easier to perform exploratory data analysis, clean out duplicate entries or null values, and isolate the text arrays for the subsequent natural language preprocessing pipeline.</w:t>
       </w:r>
     </w:p>
     <w:p>
@@ -19309,7 +19771,27 @@
           <w:szCs w:val="24"/>
           <w:u w:color="000000"/>
         </w:rPr>
-        <w:t>    4.2.3 Stopword Removal</w:t>
+        <w:t xml:space="preserve">    4.2.3 </w:t>
+      </w:r>
+      <w:proofErr w:type="spellStart"/>
+      <w:r>
+        <w:rPr>
+          <w:b/>
+          <w:bCs/>
+          <w:szCs w:val="24"/>
+          <w:u w:color="000000"/>
+        </w:rPr>
+        <w:t>Stopword</w:t>
+      </w:r>
+      <w:proofErr w:type="spellEnd"/>
+      <w:r>
+        <w:rPr>
+          <w:b/>
+          <w:bCs/>
+          <w:szCs w:val="24"/>
+          <w:u w:color="000000"/>
+        </w:rPr>
+        <w:t xml:space="preserve"> Removal</w:t>
       </w:r>
     </w:p>
     <w:p>
@@ -19363,12 +19845,21 @@
           <w:u w:color="000000"/>
         </w:rPr>
       </w:pPr>
-      <w:r>
-        <w:rPr>
-          <w:szCs w:val="24"/>
-          <w:u w:color="000000"/>
-        </w:rPr>
-        <w:t>Stopword removal:</w:t>
+      <w:proofErr w:type="spellStart"/>
+      <w:r>
+        <w:rPr>
+          <w:szCs w:val="24"/>
+          <w:u w:color="000000"/>
+        </w:rPr>
+        <w:t>Stopword</w:t>
+      </w:r>
+      <w:proofErr w:type="spellEnd"/>
+      <w:r>
+        <w:rPr>
+          <w:szCs w:val="24"/>
+          <w:u w:color="000000"/>
+        </w:rPr>
+        <w:t xml:space="preserve"> removal:</w:t>
       </w:r>
     </w:p>
     <w:p>
@@ -20042,7 +20533,23 @@
           <w:szCs w:val="24"/>
           <w:u w:color="000000"/>
         </w:rPr>
-        <w:t>The system uses LinearSVC, which is optimized for large text datasets.</w:t>
+        <w:t xml:space="preserve">The system uses </w:t>
+      </w:r>
+      <w:proofErr w:type="spellStart"/>
+      <w:r>
+        <w:rPr>
+          <w:szCs w:val="24"/>
+          <w:u w:color="000000"/>
+        </w:rPr>
+        <w:t>LinearSVC</w:t>
+      </w:r>
+      <w:proofErr w:type="spellEnd"/>
+      <w:r>
+        <w:rPr>
+          <w:szCs w:val="24"/>
+          <w:u w:color="000000"/>
+        </w:rPr>
+        <w:t>, which is optimized for large text datasets.</w:t>
       </w:r>
     </w:p>
     <w:p>
@@ -20215,12 +20722,21 @@
           <w:u w:color="000000"/>
         </w:rPr>
       </w:pPr>
-      <w:r>
-        <w:rPr>
-          <w:szCs w:val="24"/>
-          <w:u w:color="000000"/>
-        </w:rPr>
-        <w:t>class_weight = balanced</w:t>
+      <w:proofErr w:type="spellStart"/>
+      <w:r>
+        <w:rPr>
+          <w:szCs w:val="24"/>
+          <w:u w:color="000000"/>
+        </w:rPr>
+        <w:t>class_weight</w:t>
+      </w:r>
+      <w:proofErr w:type="spellEnd"/>
+      <w:r>
+        <w:rPr>
+          <w:szCs w:val="24"/>
+          <w:u w:color="000000"/>
+        </w:rPr>
+        <w:t xml:space="preserve"> = balanced</w:t>
       </w:r>
     </w:p>
     <w:p>
@@ -20239,12 +20755,21 @@
           <w:u w:color="000000"/>
         </w:rPr>
       </w:pPr>
-      <w:r>
-        <w:rPr>
-          <w:szCs w:val="24"/>
-          <w:u w:color="000000"/>
-        </w:rPr>
-        <w:t>random_state = 42</w:t>
+      <w:proofErr w:type="spellStart"/>
+      <w:r>
+        <w:rPr>
+          <w:szCs w:val="24"/>
+          <w:u w:color="000000"/>
+        </w:rPr>
+        <w:t>random_state</w:t>
+      </w:r>
+      <w:proofErr w:type="spellEnd"/>
+      <w:r>
+        <w:rPr>
+          <w:szCs w:val="24"/>
+          <w:u w:color="000000"/>
+        </w:rPr>
+        <w:t xml:space="preserve"> = 42</w:t>
       </w:r>
     </w:p>
     <w:p>
@@ -20581,7 +21106,23 @@
           <w:szCs w:val="24"/>
           <w:u w:color="000000"/>
         </w:rPr>
-        <w:t>1. LinearSVC Model</w:t>
+        <w:t xml:space="preserve">1. </w:t>
+      </w:r>
+      <w:proofErr w:type="spellStart"/>
+      <w:r>
+        <w:rPr>
+          <w:szCs w:val="24"/>
+          <w:u w:color="000000"/>
+        </w:rPr>
+        <w:t>LinearSVC</w:t>
+      </w:r>
+      <w:proofErr w:type="spellEnd"/>
+      <w:r>
+        <w:rPr>
+          <w:szCs w:val="24"/>
+          <w:u w:color="000000"/>
+        </w:rPr>
+        <w:t xml:space="preserve"> Model</w:t>
       </w:r>
     </w:p>
     <w:p>
@@ -20648,7 +21189,23 @@
           <w:szCs w:val="24"/>
           <w:u w:color="000000"/>
         </w:rPr>
-        <w:t>2. LinearSVC with Calibration (Hybrid Model)</w:t>
+        <w:t xml:space="preserve">2. </w:t>
+      </w:r>
+      <w:proofErr w:type="spellStart"/>
+      <w:r>
+        <w:rPr>
+          <w:szCs w:val="24"/>
+          <w:u w:color="000000"/>
+        </w:rPr>
+        <w:t>LinearSVC</w:t>
+      </w:r>
+      <w:proofErr w:type="spellEnd"/>
+      <w:r>
+        <w:rPr>
+          <w:szCs w:val="24"/>
+          <w:u w:color="000000"/>
+        </w:rPr>
+        <w:t xml:space="preserve"> with Calibration (Hybrid Model)</w:t>
       </w:r>
     </w:p>
     <w:p>
@@ -20673,8 +21230,17 @@
           <w:szCs w:val="24"/>
           <w:u w:color="000000"/>
         </w:rPr>
-        <w:t>Wrapped using CalibratedClassifierCV</w:t>
-      </w:r>
+        <w:t xml:space="preserve">Wrapped using </w:t>
+      </w:r>
+      <w:proofErr w:type="spellStart"/>
+      <w:r>
+        <w:rPr>
+          <w:szCs w:val="24"/>
+          <w:u w:color="000000"/>
+        </w:rPr>
+        <w:t>CalibratedClassifierCV</w:t>
+      </w:r>
+      <w:proofErr w:type="spellEnd"/>
     </w:p>
     <w:p>
       <w:pPr>
@@ -21274,7 +21840,23 @@
           <w:szCs w:val="24"/>
           <w:u w:color="000000"/>
         </w:rPr>
-        <w:t>Data Acquisition Phase: This involves importing raw, unstructured datasets from flat-file CSV sources like Kaggle and UCI. The data loader module handles encoding issues common in raw email data (such as UTF-8 or Latin-1) and merges them into a unified Pandas DataFrame.</w:t>
+        <w:t xml:space="preserve">Data Acquisition Phase: This involves importing raw, unstructured datasets from flat-file CSV sources like Kaggle and UCI. The data loader module handles encoding issues common in raw email data (such as UTF-8 or Latin-1) and merges them into a unified Pandas </w:t>
+      </w:r>
+      <w:proofErr w:type="spellStart"/>
+      <w:r>
+        <w:rPr>
+          <w:szCs w:val="24"/>
+          <w:u w:color="000000"/>
+        </w:rPr>
+        <w:t>DataFrame</w:t>
+      </w:r>
+      <w:proofErr w:type="spellEnd"/>
+      <w:r>
+        <w:rPr>
+          <w:szCs w:val="24"/>
+          <w:u w:color="000000"/>
+        </w:rPr>
+        <w:t>.</w:t>
       </w:r>
     </w:p>
     <w:p>
@@ -21313,7 +21895,23 @@
           <w:szCs w:val="24"/>
           <w:u w:color="000000"/>
         </w:rPr>
-        <w:t xml:space="preserve"> breaks sentences into individual words, and stopword removal discards non-informative common words. Finally, stemming is applied to reduce words to their root forms.</w:t>
+        <w:t xml:space="preserve"> breaks sentences into individual words, and </w:t>
+      </w:r>
+      <w:proofErr w:type="spellStart"/>
+      <w:r>
+        <w:rPr>
+          <w:szCs w:val="24"/>
+          <w:u w:color="000000"/>
+        </w:rPr>
+        <w:t>stopword</w:t>
+      </w:r>
+      <w:proofErr w:type="spellEnd"/>
+      <w:r>
+        <w:rPr>
+          <w:szCs w:val="24"/>
+          <w:u w:color="000000"/>
+        </w:rPr>
+        <w:t xml:space="preserve"> removal discards non-informative common words. Finally, stemming is applied to reduce words to their root forms.</w:t>
       </w:r>
     </w:p>
     <w:p>
@@ -21582,7 +22180,23 @@
           <w:szCs w:val="24"/>
           <w:u w:color="000000"/>
         </w:rPr>
-        <w:t>Implementation Platform/Environment: The system was developed and executed using Google Colab, a cloud-based environment that allows for the execution of Python programs without demanding high local system resources.</w:t>
+        <w:t xml:space="preserve">Implementation Platform/Environment: The system was developed and executed using Google </w:t>
+      </w:r>
+      <w:proofErr w:type="spellStart"/>
+      <w:r>
+        <w:rPr>
+          <w:szCs w:val="24"/>
+          <w:u w:color="000000"/>
+        </w:rPr>
+        <w:t>Colab</w:t>
+      </w:r>
+      <w:proofErr w:type="spellEnd"/>
+      <w:r>
+        <w:rPr>
+          <w:szCs w:val="24"/>
+          <w:u w:color="000000"/>
+        </w:rPr>
+        <w:t>, a cloud-based environment that allows for the execution of Python programs without demanding high local system resources.</w:t>
       </w:r>
     </w:p>
     <w:p>
@@ -21671,7 +22285,23 @@
           <w:szCs w:val="24"/>
           <w:u w:color="000000"/>
         </w:rPr>
-        <w:t xml:space="preserve"> for highly efficient DataFrame structures, data handling, and preprocessing.</w:t>
+        <w:t xml:space="preserve"> for highly efficient </w:t>
+      </w:r>
+      <w:proofErr w:type="spellStart"/>
+      <w:r>
+        <w:rPr>
+          <w:szCs w:val="24"/>
+          <w:u w:color="000000"/>
+        </w:rPr>
+        <w:t>DataFrame</w:t>
+      </w:r>
+      <w:proofErr w:type="spellEnd"/>
+      <w:r>
+        <w:rPr>
+          <w:szCs w:val="24"/>
+          <w:u w:color="000000"/>
+        </w:rPr>
+        <w:t xml:space="preserve"> structures, data handling, and preprocessing.</w:t>
       </w:r>
     </w:p>
     <w:p>
@@ -21980,7 +22610,39 @@
           <w:szCs w:val="24"/>
           <w:u w:color="000000"/>
         </w:rPr>
-        <w:t xml:space="preserve">Model Training Module: Implements the core machine learning models, specifically a LinearSVC and a hybrid LinearSVC </w:t>
+        <w:t xml:space="preserve">Model Training Module: Implements the core machine learning models, specifically a </w:t>
+      </w:r>
+      <w:proofErr w:type="spellStart"/>
+      <w:r>
+        <w:rPr>
+          <w:szCs w:val="24"/>
+          <w:u w:color="000000"/>
+        </w:rPr>
+        <w:t>LinearSVC</w:t>
+      </w:r>
+      <w:proofErr w:type="spellEnd"/>
+      <w:r>
+        <w:rPr>
+          <w:szCs w:val="24"/>
+          <w:u w:color="000000"/>
+        </w:rPr>
+        <w:t xml:space="preserve"> and a hybrid </w:t>
+      </w:r>
+      <w:proofErr w:type="spellStart"/>
+      <w:r>
+        <w:rPr>
+          <w:szCs w:val="24"/>
+          <w:u w:color="000000"/>
+        </w:rPr>
+        <w:t>LinearSVC</w:t>
+      </w:r>
+      <w:proofErr w:type="spellEnd"/>
+      <w:r>
+        <w:rPr>
+          <w:szCs w:val="24"/>
+          <w:u w:color="000000"/>
+        </w:rPr>
+        <w:t xml:space="preserve"> </w:t>
       </w:r>
       <w:r>
         <w:rPr>
@@ -21994,7 +22656,23 @@
           <w:szCs w:val="24"/>
           <w:u w:color="000000"/>
         </w:rPr>
-        <w:t xml:space="preserve"> CalibratedClassifierCV.</w:t>
+        <w:t xml:space="preserve"> </w:t>
+      </w:r>
+      <w:proofErr w:type="spellStart"/>
+      <w:r>
+        <w:rPr>
+          <w:szCs w:val="24"/>
+          <w:u w:color="000000"/>
+        </w:rPr>
+        <w:t>CalibratedClassifierCV</w:t>
+      </w:r>
+      <w:proofErr w:type="spellEnd"/>
+      <w:r>
+        <w:rPr>
+          <w:szCs w:val="24"/>
+          <w:u w:color="000000"/>
+        </w:rPr>
+        <w:t>.</w:t>
       </w:r>
     </w:p>
     <w:p>
@@ -22275,7 +22953,23 @@
           <w:szCs w:val="24"/>
           <w:u w:color="000000"/>
         </w:rPr>
-        <w:t xml:space="preserve"> to ensure a low False Positive rate—meaning legitimate, urgent work emails are not incorrectly flagged and hidden in the spam folder. The LinearSVC model achieved an exceptional precision of 0.98 (98%) for the spam class and 0.98 (98%) for the ham class.</w:t>
+        <w:t xml:space="preserve"> to ensure a low False Positive rate—meaning legitimate, urgent work emails are not incorrectly flagged and hidden in the spam folder. The </w:t>
+      </w:r>
+      <w:proofErr w:type="spellStart"/>
+      <w:r>
+        <w:rPr>
+          <w:szCs w:val="24"/>
+          <w:u w:color="000000"/>
+        </w:rPr>
+        <w:t>LinearSVC</w:t>
+      </w:r>
+      <w:proofErr w:type="spellEnd"/>
+      <w:r>
+        <w:rPr>
+          <w:szCs w:val="24"/>
+          <w:u w:color="000000"/>
+        </w:rPr>
+        <w:t xml:space="preserve"> model achieved an exceptional precision of 0.98 (98%) for the spam class and 0.98 (98%) for the ham class.</w:t>
       </w:r>
     </w:p>
     <w:p>
@@ -22573,6 +23267,7 @@
         </w:rPr>
         <w:t xml:space="preserve">During the evaluation phase, the performance of multiple algorithmic architectures (including </w:t>
       </w:r>
+      <w:proofErr w:type="spellStart"/>
       <w:r>
         <w:rPr>
           <w:szCs w:val="24"/>
@@ -22580,6 +23275,7 @@
         </w:rPr>
         <w:t>LinearSVC</w:t>
       </w:r>
+      <w:proofErr w:type="spellEnd"/>
       <w:r>
         <w:rPr>
           <w:szCs w:val="24"/>
@@ -22612,7 +23308,23 @@
           <w:szCs w:val="24"/>
           <w:u w:color="000000"/>
         </w:rPr>
-        <w:t xml:space="preserve">The deliberations revealed that the LinearSVC paired with calibration significantly outperformed the basic models by offering the best mathematical balance. It improved spam recall to </w:t>
+        <w:t xml:space="preserve">The deliberations revealed that the </w:t>
+      </w:r>
+      <w:proofErr w:type="spellStart"/>
+      <w:r>
+        <w:rPr>
+          <w:szCs w:val="24"/>
+          <w:u w:color="000000"/>
+        </w:rPr>
+        <w:t>LinearSVC</w:t>
+      </w:r>
+      <w:proofErr w:type="spellEnd"/>
+      <w:r>
+        <w:rPr>
+          <w:szCs w:val="24"/>
+          <w:u w:color="000000"/>
+        </w:rPr>
+        <w:t xml:space="preserve"> paired with calibration significantly outperformed the basic models by offering the best mathematical balance. It improved spam recall to </w:t>
       </w:r>
       <w:r>
         <w:rPr>
@@ -22888,9 +23600,19 @@
               <w:ind w:left="154" w:firstLine="0"/>
               <w:jc w:val="left"/>
             </w:pPr>
-            <w:r>
-              <w:t>LinearSVC + CalibratedClassifierCV</w:t>
-            </w:r>
+            <w:proofErr w:type="spellStart"/>
+            <w:r>
+              <w:t>LinearSVC</w:t>
+            </w:r>
+            <w:proofErr w:type="spellEnd"/>
+            <w:r>
+              <w:t xml:space="preserve"> + </w:t>
+            </w:r>
+            <w:proofErr w:type="spellStart"/>
+            <w:r>
+              <w:t>CalibratedClassifierCV</w:t>
+            </w:r>
+            <w:proofErr w:type="spellEnd"/>
           </w:p>
         </w:tc>
         <w:tc>
@@ -23205,7 +23927,39 @@
           <w:szCs w:val="24"/>
           <w:u w:color="000000"/>
         </w:rPr>
-        <w:t xml:space="preserve"> libraries, specifically Matplotlib and Seaborn, to output detailed visual reports of the evaluations. These scripts generated comprehensive Precision/Recall/F1-score classification reports and visually distinct Confusion Matrix heatmaps. The report's appendices include screenshot representations documenting the terminal outputs and visual results for the models tested across the datasets, visually validating the performance of SVM, Random Forest, Linear SVC, and LinearSVC + CalibratedClassifierCV.</w:t>
+        <w:t xml:space="preserve"> libraries, specifically Matplotlib and Seaborn, to output detailed visual reports of the evaluations. These scripts generated comprehensive Precision/Recall/F1-score classification reports and visually distinct Confusion Matrix heatmaps. The report's appendices include screenshot representations documenting the terminal outputs and visual results for the models tested across the datasets, visually validating the performance of SVM, Random Forest, Linear SVC, and </w:t>
+      </w:r>
+      <w:proofErr w:type="spellStart"/>
+      <w:r>
+        <w:rPr>
+          <w:szCs w:val="24"/>
+          <w:u w:color="000000"/>
+        </w:rPr>
+        <w:t>LinearSVC</w:t>
+      </w:r>
+      <w:proofErr w:type="spellEnd"/>
+      <w:r>
+        <w:rPr>
+          <w:szCs w:val="24"/>
+          <w:u w:color="000000"/>
+        </w:rPr>
+        <w:t xml:space="preserve"> + </w:t>
+      </w:r>
+      <w:proofErr w:type="spellStart"/>
+      <w:r>
+        <w:rPr>
+          <w:szCs w:val="24"/>
+          <w:u w:color="000000"/>
+        </w:rPr>
+        <w:t>CalibratedClassifierCV</w:t>
+      </w:r>
+      <w:proofErr w:type="spellEnd"/>
+      <w:r>
+        <w:rPr>
+          <w:szCs w:val="24"/>
+          <w:u w:color="000000"/>
+        </w:rPr>
+        <w:t>.</w:t>
       </w:r>
     </w:p>
     <w:p>
@@ -24003,7 +24757,27 @@
           <w:szCs w:val="24"/>
           <w:u w:color="000000"/>
         </w:rPr>
-        <w:t>SVM, RandomForest)</w:t>
+        <w:t xml:space="preserve">SVM, </w:t>
+      </w:r>
+      <w:proofErr w:type="spellStart"/>
+      <w:r>
+        <w:rPr>
+          <w:b/>
+          <w:bCs/>
+          <w:szCs w:val="24"/>
+          <w:u w:color="000000"/>
+        </w:rPr>
+        <w:t>RandomForest</w:t>
+      </w:r>
+      <w:proofErr w:type="spellEnd"/>
+      <w:r>
+        <w:rPr>
+          <w:b/>
+          <w:bCs/>
+          <w:szCs w:val="24"/>
+          <w:u w:color="000000"/>
+        </w:rPr>
+        <w:t>)</w:t>
       </w:r>
     </w:p>
     <w:p>
@@ -24304,6 +25078,7 @@
         </w:rPr>
         <w:t>(</w:t>
       </w:r>
+      <w:proofErr w:type="spellStart"/>
       <w:proofErr w:type="gramStart"/>
       <w:r>
         <w:rPr>
@@ -24332,6 +25107,7 @@
         </w:rPr>
         <w:t>C</w:t>
       </w:r>
+      <w:proofErr w:type="spellEnd"/>
       <w:r>
         <w:rPr>
           <w:b/>
@@ -24372,6 +25148,7 @@
       <w:r>
         <w:t xml:space="preserve"> </w:t>
       </w:r>
+      <w:proofErr w:type="spellStart"/>
       <w:r>
         <w:rPr>
           <w:b/>
@@ -24379,6 +25156,7 @@
         </w:rPr>
         <w:t>CalibratedClassifierCV</w:t>
       </w:r>
+      <w:proofErr w:type="spellEnd"/>
       <w:r>
         <w:rPr>
           <w:b/>
@@ -24781,7 +25559,23 @@
           <w:szCs w:val="24"/>
           <w:u w:color="000000"/>
         </w:rPr>
-        <w:t xml:space="preserve"> spear-phishing emails. Additionally, there are plans to explore the SMART framework for adversarial training to make the system more robust against evasion techniques. Finally, a major future goal is to wrap the core Python script into a real-time web API (using tools like Flask or FastAPI) to transition the project from an offline model to a live inbox filtering system</w:t>
+        <w:t xml:space="preserve"> spear-phishing emails. Additionally, there are plans to explore the SMART framework for adversarial training to make the system more robust against evasion techniques. Finally, a major future goal is to wrap the core Python script into a real-time web API (using tools like Flask or </w:t>
+      </w:r>
+      <w:proofErr w:type="spellStart"/>
+      <w:r>
+        <w:rPr>
+          <w:szCs w:val="24"/>
+          <w:u w:color="000000"/>
+        </w:rPr>
+        <w:t>FastAPI</w:t>
+      </w:r>
+      <w:proofErr w:type="spellEnd"/>
+      <w:r>
+        <w:rPr>
+          <w:szCs w:val="24"/>
+          <w:u w:color="000000"/>
+        </w:rPr>
+        <w:t>) to transition the project from an offline model to a live inbox filtering system</w:t>
       </w:r>
     </w:p>
     <w:p>
@@ -24862,7 +25656,23 @@
           <w:szCs w:val="24"/>
           <w:u w:color="000000"/>
         </w:rPr>
-        <w:t>Live Integration: Wrapping the core Python script into a real-time web API (using tools like Flask or FastAPI) to transition from an offline analytical tool to a live inbox filter</w:t>
+        <w:t xml:space="preserve">Live Integration: Wrapping the core Python script into a real-time web API (using tools like Flask or </w:t>
+      </w:r>
+      <w:proofErr w:type="spellStart"/>
+      <w:r>
+        <w:rPr>
+          <w:szCs w:val="24"/>
+          <w:u w:color="000000"/>
+        </w:rPr>
+        <w:t>FastAPI</w:t>
+      </w:r>
+      <w:proofErr w:type="spellEnd"/>
+      <w:r>
+        <w:rPr>
+          <w:szCs w:val="24"/>
+          <w:u w:color="000000"/>
+        </w:rPr>
+        <w:t>) to transition from an offline analytical tool to a live inbox filter</w:t>
       </w:r>
     </w:p>
     <w:p>
@@ -25028,51 +25838,37 @@
           <w:rFonts w:cstheme="minorHAnsi"/>
           <w:lang w:val="en-US"/>
         </w:rPr>
-        <w:t xml:space="preserve">[2] I. G. Akawuku, S. O. Adejumo, S. M. Alade, A. A. Olatunde, David, and B. Mulumeoderhwa, "Development of an Efficient Machine </w:t>
-      </w:r>
+        <w:t xml:space="preserve">[2] I. G. </w:t>
+      </w:r>
+      <w:proofErr w:type="spellStart"/>
       <w:r>
         <w:rPr>
           <w:rFonts w:cstheme="minorHAnsi"/>
           <w:lang w:val="en-US"/>
         </w:rPr>
-        <w:t>Learning-based</w:t>
-      </w:r>
+        <w:t>Akawuku</w:t>
+      </w:r>
+      <w:proofErr w:type="spellEnd"/>
       <w:r>
         <w:rPr>
           <w:rFonts w:cstheme="minorHAnsi"/>
           <w:lang w:val="en-US"/>
         </w:rPr>
-        <w:t xml:space="preserve"> Email spam Detection System," Newport International Journal of Engineering and Physical Sciences, vol. 5, no. 2, pp. 1-10, 2025</w:t>
-      </w:r>
-    </w:p>
-    <w:p>
-      <w:pPr>
-        <w:spacing w:line="360" w:lineRule="auto"/>
-        <w:rPr>
-          <w:rFonts w:cstheme="minorHAnsi"/>
-        </w:rPr>
-      </w:pPr>
+        <w:t xml:space="preserve">, S. O. Adejumo, S. M. Alade, A. A. Olatunde, David, and B. Mulumeoderhwa, "Development of an Efficient Machine </w:t>
+      </w:r>
       <w:r>
         <w:rPr>
           <w:rFonts w:cstheme="minorHAnsi"/>
           <w:lang w:val="en-US"/>
         </w:rPr>
-        <w:t>[3] Koide, Takashi, et al. "Chatspamdetector: Leveraging large language models for effective phishing email detection." International Conference on Security and Privacy in Communication Systems. Cham: Springer Nature Switzerland, 2024.</w:t>
-      </w:r>
-    </w:p>
-    <w:p>
-      <w:pPr>
-        <w:spacing w:line="360" w:lineRule="auto"/>
-        <w:rPr>
-          <w:rFonts w:cstheme="minorHAnsi"/>
-        </w:rPr>
-      </w:pPr>
+        <w:t>Learning-based</w:t>
+      </w:r>
       <w:r>
         <w:rPr>
           <w:rFonts w:cstheme="minorHAnsi"/>
           <w:lang w:val="en-US"/>
         </w:rPr>
-        <w:t>[4] Abhinav, Dhara, Ch Bhuvan, and M. Hemanth. "A Hybrid Approach for Email Spam Detection Using Text Vectorization and Machine Learning Models." 2025.</w:t>
+        <w:t xml:space="preserve"> Email spam Detection System," Newport International Journal of Engineering and Physical Sciences, vol. 5, no. 2, pp. 1-10, 2025</w:t>
       </w:r>
     </w:p>
     <w:p>
@@ -25087,37 +25883,23 @@
           <w:rFonts w:cstheme="minorHAnsi"/>
           <w:lang w:val="en-US"/>
         </w:rPr>
-        <w:t>[5] Iqbal, Khalid, and Muhammad Shehrayar Khan. "Email classification analysis using machine learning techniques." Applied Computing and Informatics 21.3-4 (2025): 390-402.</w:t>
-      </w:r>
-    </w:p>
-    <w:p>
-      <w:pPr>
-        <w:spacing w:line="360" w:lineRule="auto"/>
-        <w:rPr>
-          <w:rFonts w:cstheme="minorHAnsi"/>
-        </w:rPr>
-      </w:pPr>
+        <w:t>[3] Koide, Takashi, et al. "</w:t>
+      </w:r>
+      <w:proofErr w:type="spellStart"/>
       <w:r>
         <w:rPr>
           <w:rFonts w:cstheme="minorHAnsi"/>
           <w:lang w:val="en-US"/>
         </w:rPr>
-        <w:t>[6] Tusher, Ekramul Haque, et al. "Email spam: A comprehensive review of optimize detection methods, challenges, and open research problems." IEEE Access 12 (2024): 143627-143657.</w:t>
-      </w:r>
-    </w:p>
-    <w:p>
-      <w:pPr>
-        <w:spacing w:line="360" w:lineRule="auto"/>
-        <w:rPr>
-          <w:rFonts w:cstheme="minorHAnsi"/>
-        </w:rPr>
-      </w:pPr>
+        <w:t>Chatspamdetector</w:t>
+      </w:r>
+      <w:proofErr w:type="spellEnd"/>
       <w:r>
         <w:rPr>
           <w:rFonts w:cstheme="minorHAnsi"/>
           <w:lang w:val="en-US"/>
         </w:rPr>
-        <w:t>[7] Patil, Aditi, and Priyanka Singh. "Spam Detection Using Machine Learning." IJSAT-International Journal on Science and Technology 16.2 (2025).</w:t>
+        <w:t>: Leveraging large language models for effective phishing email detection." International Conference on Security and Privacy in Communication Systems. Cham: Springer Nature Switzerland, 2024.</w:t>
       </w:r>
     </w:p>
     <w:p>
@@ -25132,7 +25914,7 @@
           <w:rFonts w:cstheme="minorHAnsi"/>
           <w:lang w:val="en-US"/>
         </w:rPr>
-        <w:t>[8] M. B. Sakib and S. Mistry, "Email Spam Detection Using Machine Learning: A Comparative Analysis of Classification Algorithms," American International University, Dhaka, 2026.</w:t>
+        <w:t>[4] Abhinav, Dhara, Ch Bhuvan, and M. Hemanth. "A Hybrid Approach for Email Spam Detection Using Text Vectorization and Machine Learning Models." 2025.</w:t>
       </w:r>
     </w:p>
     <w:p>
@@ -25147,7 +25929,131 @@
           <w:rFonts w:cstheme="minorHAnsi"/>
           <w:lang w:val="en-US"/>
         </w:rPr>
-        <w:t>[9] Onih, V. Adeyemi. "Phishing Detection Using Machine Learning: A Model Development and Integration." International Journal of Scientific and Management Research 7.04 (2024): 27-63.</w:t>
+        <w:t xml:space="preserve">[5] Iqbal, Khalid, and Muhammad </w:t>
+      </w:r>
+      <w:proofErr w:type="spellStart"/>
+      <w:r>
+        <w:rPr>
+          <w:rFonts w:cstheme="minorHAnsi"/>
+          <w:lang w:val="en-US"/>
+        </w:rPr>
+        <w:t>Shehrayar</w:t>
+      </w:r>
+      <w:proofErr w:type="spellEnd"/>
+      <w:r>
+        <w:rPr>
+          <w:rFonts w:cstheme="minorHAnsi"/>
+          <w:lang w:val="en-US"/>
+        </w:rPr>
+        <w:t xml:space="preserve"> Khan. "Email classification analysis using machine learning techniques." Applied Computing and Informatics 21.3-4 (2025): 390-402.</w:t>
+      </w:r>
+    </w:p>
+    <w:p>
+      <w:pPr>
+        <w:spacing w:line="360" w:lineRule="auto"/>
+        <w:rPr>
+          <w:rFonts w:cstheme="minorHAnsi"/>
+        </w:rPr>
+      </w:pPr>
+      <w:r>
+        <w:rPr>
+          <w:rFonts w:cstheme="minorHAnsi"/>
+          <w:lang w:val="en-US"/>
+        </w:rPr>
+        <w:t xml:space="preserve">[6] </w:t>
+      </w:r>
+      <w:proofErr w:type="spellStart"/>
+      <w:r>
+        <w:rPr>
+          <w:rFonts w:cstheme="minorHAnsi"/>
+          <w:lang w:val="en-US"/>
+        </w:rPr>
+        <w:t>Tusher</w:t>
+      </w:r>
+      <w:proofErr w:type="spellEnd"/>
+      <w:r>
+        <w:rPr>
+          <w:rFonts w:cstheme="minorHAnsi"/>
+          <w:lang w:val="en-US"/>
+        </w:rPr>
+        <w:t xml:space="preserve">, </w:t>
+      </w:r>
+      <w:proofErr w:type="spellStart"/>
+      <w:r>
+        <w:rPr>
+          <w:rFonts w:cstheme="minorHAnsi"/>
+          <w:lang w:val="en-US"/>
+        </w:rPr>
+        <w:t>Ekramul</w:t>
+      </w:r>
+      <w:proofErr w:type="spellEnd"/>
+      <w:r>
+        <w:rPr>
+          <w:rFonts w:cstheme="minorHAnsi"/>
+          <w:lang w:val="en-US"/>
+        </w:rPr>
+        <w:t xml:space="preserve"> Haque, et al. "Email spam: A comprehensive review of optimize detection methods, challenges, and open research problems." IEEE Access 12 (2024): 143627-143657.</w:t>
+      </w:r>
+    </w:p>
+    <w:p>
+      <w:pPr>
+        <w:spacing w:line="360" w:lineRule="auto"/>
+        <w:rPr>
+          <w:rFonts w:cstheme="minorHAnsi"/>
+        </w:rPr>
+      </w:pPr>
+      <w:r>
+        <w:rPr>
+          <w:rFonts w:cstheme="minorHAnsi"/>
+          <w:lang w:val="en-US"/>
+        </w:rPr>
+        <w:t>[7] Patil, Aditi, and Priyanka Singh. "Spam Detection Using Machine Learning." IJSAT-International Journal on Science and Technology 16.2 (2025).</w:t>
+      </w:r>
+    </w:p>
+    <w:p>
+      <w:pPr>
+        <w:spacing w:line="360" w:lineRule="auto"/>
+        <w:rPr>
+          <w:rFonts w:cstheme="minorHAnsi"/>
+        </w:rPr>
+      </w:pPr>
+      <w:r>
+        <w:rPr>
+          <w:rFonts w:cstheme="minorHAnsi"/>
+          <w:lang w:val="en-US"/>
+        </w:rPr>
+        <w:t>[8] M. B. Sakib and S. Mistry, "Email Spam Detection Using Machine Learning: A Comparative Analysis of Classification Algorithms," American International University, Dhaka, 2026.</w:t>
+      </w:r>
+    </w:p>
+    <w:p>
+      <w:pPr>
+        <w:spacing w:line="360" w:lineRule="auto"/>
+        <w:rPr>
+          <w:rFonts w:cstheme="minorHAnsi"/>
+        </w:rPr>
+      </w:pPr>
+      <w:r>
+        <w:rPr>
+          <w:rFonts w:cstheme="minorHAnsi"/>
+          <w:lang w:val="en-US"/>
+        </w:rPr>
+        <w:t xml:space="preserve">[9] </w:t>
+      </w:r>
+      <w:proofErr w:type="spellStart"/>
+      <w:r>
+        <w:rPr>
+          <w:rFonts w:cstheme="minorHAnsi"/>
+          <w:lang w:val="en-US"/>
+        </w:rPr>
+        <w:t>Onih</w:t>
+      </w:r>
+      <w:proofErr w:type="spellEnd"/>
+      <w:r>
+        <w:rPr>
+          <w:rFonts w:cstheme="minorHAnsi"/>
+          <w:lang w:val="en-US"/>
+        </w:rPr>
+        <w:t>, V. Adeyemi. "Phishing Detection Using Machine Learning: A Model Development and Integration." International Journal of Scientific and Management Research 7.04 (2024): 27-63.</w:t>
       </w:r>
     </w:p>
     <w:p>
@@ -25334,7 +26240,49 @@
         <w:rPr>
           <w:rFonts w:cstheme="minorHAnsi"/>
         </w:rPr>
-        <w:t xml:space="preserve">] N. Al-shanableh, M. S. Alzyoud, and E. Nashnush, "Enhancing Email Spam Detection Through Ensemble Machine Learning: A Comprehensive Evaluation of Model Integration and Performance," </w:t>
+        <w:t>] N. Al-</w:t>
+      </w:r>
+      <w:proofErr w:type="spellStart"/>
+      <w:r>
+        <w:rPr>
+          <w:rFonts w:cstheme="minorHAnsi"/>
+        </w:rPr>
+        <w:t>shanableh</w:t>
+      </w:r>
+      <w:proofErr w:type="spellEnd"/>
+      <w:r>
+        <w:rPr>
+          <w:rFonts w:cstheme="minorHAnsi"/>
+        </w:rPr>
+        <w:t xml:space="preserve">, M. S. </w:t>
+      </w:r>
+      <w:proofErr w:type="spellStart"/>
+      <w:r>
+        <w:rPr>
+          <w:rFonts w:cstheme="minorHAnsi"/>
+        </w:rPr>
+        <w:t>Alzyoud</w:t>
+      </w:r>
+      <w:proofErr w:type="spellEnd"/>
+      <w:r>
+        <w:rPr>
+          <w:rFonts w:cstheme="minorHAnsi"/>
+        </w:rPr>
+        <w:t xml:space="preserve">, and E. </w:t>
+      </w:r>
+      <w:proofErr w:type="spellStart"/>
+      <w:r>
+        <w:rPr>
+          <w:rFonts w:cstheme="minorHAnsi"/>
+        </w:rPr>
+        <w:t>Nashnush</w:t>
+      </w:r>
+      <w:proofErr w:type="spellEnd"/>
+      <w:r>
+        <w:rPr>
+          <w:rFonts w:cstheme="minorHAnsi"/>
+        </w:rPr>
+        <w:t xml:space="preserve">, "Enhancing Email Spam Detection Through Ensemble Machine Learning: A Comprehensive Evaluation of Model Integration and Performance," </w:t>
       </w:r>
       <w:r>
         <w:rPr>
@@ -25374,7 +26322,21 @@
         <w:rPr>
           <w:rFonts w:cstheme="minorHAnsi"/>
         </w:rPr>
-        <w:t xml:space="preserve">] R. Sulthana A, A. Verma, and J. A. K., "A detailed analysis on spam emails and detection using Machine Learning algorithms," </w:t>
+        <w:t xml:space="preserve">] R. </w:t>
+      </w:r>
+      <w:proofErr w:type="spellStart"/>
+      <w:r>
+        <w:rPr>
+          <w:rFonts w:cstheme="minorHAnsi"/>
+        </w:rPr>
+        <w:t>Sulthana</w:t>
+      </w:r>
+      <w:proofErr w:type="spellEnd"/>
+      <w:r>
+        <w:rPr>
+          <w:rFonts w:cstheme="minorHAnsi"/>
+        </w:rPr>
+        <w:t xml:space="preserve"> A, A. Verma, and J. A. K., "A detailed analysis on spam emails and detection using Machine Learning algorithms," </w:t>
       </w:r>
       <w:r>
         <w:rPr>
@@ -25414,7 +26376,49 @@
         <w:rPr>
           <w:rFonts w:cstheme="minorHAnsi"/>
         </w:rPr>
-        <w:t xml:space="preserve">] G. Borotić, L. Granoša, J. Kovačević, and M. B. Babac, "Effective Spam Detection with Machine Learning," </w:t>
+        <w:t xml:space="preserve">] G. </w:t>
+      </w:r>
+      <w:proofErr w:type="spellStart"/>
+      <w:r>
+        <w:rPr>
+          <w:rFonts w:cstheme="minorHAnsi"/>
+        </w:rPr>
+        <w:t>Borotić</w:t>
+      </w:r>
+      <w:proofErr w:type="spellEnd"/>
+      <w:r>
+        <w:rPr>
+          <w:rFonts w:cstheme="minorHAnsi"/>
+        </w:rPr>
+        <w:t xml:space="preserve">, L. </w:t>
+      </w:r>
+      <w:proofErr w:type="spellStart"/>
+      <w:r>
+        <w:rPr>
+          <w:rFonts w:cstheme="minorHAnsi"/>
+        </w:rPr>
+        <w:t>Granoša</w:t>
+      </w:r>
+      <w:proofErr w:type="spellEnd"/>
+      <w:r>
+        <w:rPr>
+          <w:rFonts w:cstheme="minorHAnsi"/>
+        </w:rPr>
+        <w:t xml:space="preserve">, J. Kovačević, and M. B. </w:t>
+      </w:r>
+      <w:proofErr w:type="spellStart"/>
+      <w:r>
+        <w:rPr>
+          <w:rFonts w:cstheme="minorHAnsi"/>
+        </w:rPr>
+        <w:t>Babac</w:t>
+      </w:r>
+      <w:proofErr w:type="spellEnd"/>
+      <w:r>
+        <w:rPr>
+          <w:rFonts w:cstheme="minorHAnsi"/>
+        </w:rPr>
+        <w:t xml:space="preserve">, "Effective Spam Detection with Machine Learning," </w:t>
       </w:r>
       <w:r>
         <w:rPr>
@@ -25454,7 +26458,21 @@
         <w:rPr>
           <w:rFonts w:cstheme="minorHAnsi"/>
         </w:rPr>
-        <w:t xml:space="preserve">] A. Felciya I, E. Devi S, M. Maheswari, and S. Roselin Mary, "Email Spam Detection Using Machine Learning Algorithms," </w:t>
+        <w:t xml:space="preserve">] A. </w:t>
+      </w:r>
+      <w:proofErr w:type="spellStart"/>
+      <w:r>
+        <w:rPr>
+          <w:rFonts w:cstheme="minorHAnsi"/>
+        </w:rPr>
+        <w:t>Felciya</w:t>
+      </w:r>
+      <w:proofErr w:type="spellEnd"/>
+      <w:r>
+        <w:rPr>
+          <w:rFonts w:cstheme="minorHAnsi"/>
+        </w:rPr>
+        <w:t xml:space="preserve"> I, E. Devi S, M. Maheswari, and S. Roselin Mary, "Email Spam Detection Using Machine Learning Algorithms," </w:t>
       </w:r>
       <w:r>
         <w:rPr>
@@ -25574,7 +26592,35 @@
         <w:rPr>
           <w:rFonts w:cstheme="minorHAnsi"/>
         </w:rPr>
-        <w:t xml:space="preserve">] P. Charanarur, H. Jain, G. S. Rao, D. Samanta, S. S. Sengar, and C. T. Hewage, "Machine-Learning-Based Spam Mail Detector," </w:t>
+        <w:t xml:space="preserve">] P. </w:t>
+      </w:r>
+      <w:proofErr w:type="spellStart"/>
+      <w:r>
+        <w:rPr>
+          <w:rFonts w:cstheme="minorHAnsi"/>
+        </w:rPr>
+        <w:t>Charanarur</w:t>
+      </w:r>
+      <w:proofErr w:type="spellEnd"/>
+      <w:r>
+        <w:rPr>
+          <w:rFonts w:cstheme="minorHAnsi"/>
+        </w:rPr>
+        <w:t xml:space="preserve">, H. Jain, G. S. Rao, D. Samanta, S. S. </w:t>
+      </w:r>
+      <w:proofErr w:type="spellStart"/>
+      <w:r>
+        <w:rPr>
+          <w:rFonts w:cstheme="minorHAnsi"/>
+        </w:rPr>
+        <w:t>Sengar</w:t>
+      </w:r>
+      <w:proofErr w:type="spellEnd"/>
+      <w:r>
+        <w:rPr>
+          <w:rFonts w:cstheme="minorHAnsi"/>
+        </w:rPr>
+        <w:t xml:space="preserve">, and C. T. Hewage, "Machine-Learning-Based Spam Mail Detector," </w:t>
       </w:r>
       <w:r>
         <w:rPr>
@@ -25614,7 +26660,49 @@
         <w:rPr>
           <w:rFonts w:cstheme="minorHAnsi"/>
         </w:rPr>
-        <w:t xml:space="preserve">] I. Moutafis, A. Andreatos, and P. Stefaneas, "Spam Email Detection Using Machine Learning Techniques," </w:t>
+        <w:t xml:space="preserve">] I. </w:t>
+      </w:r>
+      <w:proofErr w:type="spellStart"/>
+      <w:r>
+        <w:rPr>
+          <w:rFonts w:cstheme="minorHAnsi"/>
+        </w:rPr>
+        <w:t>Moutafis</w:t>
+      </w:r>
+      <w:proofErr w:type="spellEnd"/>
+      <w:r>
+        <w:rPr>
+          <w:rFonts w:cstheme="minorHAnsi"/>
+        </w:rPr>
+        <w:t xml:space="preserve">, A. </w:t>
+      </w:r>
+      <w:proofErr w:type="spellStart"/>
+      <w:r>
+        <w:rPr>
+          <w:rFonts w:cstheme="minorHAnsi"/>
+        </w:rPr>
+        <w:t>Andreatos</w:t>
+      </w:r>
+      <w:proofErr w:type="spellEnd"/>
+      <w:r>
+        <w:rPr>
+          <w:rFonts w:cstheme="minorHAnsi"/>
+        </w:rPr>
+        <w:t xml:space="preserve">, and P. </w:t>
+      </w:r>
+      <w:proofErr w:type="spellStart"/>
+      <w:r>
+        <w:rPr>
+          <w:rFonts w:cstheme="minorHAnsi"/>
+        </w:rPr>
+        <w:t>Stefaneas</w:t>
+      </w:r>
+      <w:proofErr w:type="spellEnd"/>
+      <w:r>
+        <w:rPr>
+          <w:rFonts w:cstheme="minorHAnsi"/>
+        </w:rPr>
+        <w:t xml:space="preserve">, "Spam Email Detection Using Machine Learning Techniques," </w:t>
       </w:r>
       <w:r>
         <w:rPr>
@@ -25654,7 +26742,21 @@
         <w:rPr>
           <w:rFonts w:cstheme="minorHAnsi"/>
         </w:rPr>
-        <w:t xml:space="preserve">] P. Mantri and R. Keole, "A Review on Spam Email Detection using Machine Learning," </w:t>
+        <w:t xml:space="preserve">] P. Mantri and R. </w:t>
+      </w:r>
+      <w:proofErr w:type="spellStart"/>
+      <w:r>
+        <w:rPr>
+          <w:rFonts w:cstheme="minorHAnsi"/>
+        </w:rPr>
+        <w:t>Keole</w:t>
+      </w:r>
+      <w:proofErr w:type="spellEnd"/>
+      <w:r>
+        <w:rPr>
+          <w:rFonts w:cstheme="minorHAnsi"/>
+        </w:rPr>
+        <w:t xml:space="preserve">, "A Review on Spam Email Detection using Machine Learning," </w:t>
       </w:r>
       <w:r>
         <w:rPr>
@@ -25735,7 +26837,21 @@
         <w:rPr>
           <w:rFonts w:cstheme="minorHAnsi"/>
         </w:rPr>
-        <w:t xml:space="preserve">] A. Shirwadkar and S. Jacob, "Spam Mail Classifier," </w:t>
+        <w:t xml:space="preserve">] A. </w:t>
+      </w:r>
+      <w:proofErr w:type="spellStart"/>
+      <w:r>
+        <w:rPr>
+          <w:rFonts w:cstheme="minorHAnsi"/>
+        </w:rPr>
+        <w:t>Shirwadkar</w:t>
+      </w:r>
+      <w:proofErr w:type="spellEnd"/>
+      <w:r>
+        <w:rPr>
+          <w:rFonts w:cstheme="minorHAnsi"/>
+        </w:rPr>
+        <w:t xml:space="preserve"> and S. Jacob, "Spam Mail Classifier," </w:t>
       </w:r>
       <w:r>
         <w:rPr>
@@ -26526,14 +27642,38 @@
           <w:szCs w:val="24"/>
           <w:lang w:bidi="ar-SA"/>
         </w:rPr>
-        <w:t xml:space="preserve">Yash Talaviya, Tirth Bhut, Pratham Gajra </w:t>
-      </w:r>
+        <w:t xml:space="preserve">Yash </w:t>
+      </w:r>
+      <w:proofErr w:type="spellStart"/>
       <w:r>
         <w:rPr>
           <w:rFonts w:ascii="Calibri" w:eastAsia="Calibri" w:hAnsi="Calibri" w:cs="Calibri"/>
+          <w:b/>
+          <w:bCs/>
+          <w:color w:val="auto"/>
           <w:szCs w:val="24"/>
           <w:lang w:bidi="ar-SA"/>
         </w:rPr>
+        <w:t>Talaviya</w:t>
+      </w:r>
+      <w:proofErr w:type="spellEnd"/>
+      <w:r>
+        <w:rPr>
+          <w:rFonts w:ascii="Calibri" w:eastAsia="Calibri" w:hAnsi="Calibri" w:cs="Calibri"/>
+          <w:b/>
+          <w:bCs/>
+          <w:color w:val="auto"/>
+          <w:szCs w:val="24"/>
+          <w:lang w:bidi="ar-SA"/>
+        </w:rPr>
+        <w:t xml:space="preserve">, Tirth Bhut, Pratham Gajra </w:t>
+      </w:r>
+      <w:r>
+        <w:rPr>
+          <w:rFonts w:ascii="Calibri" w:eastAsia="Calibri" w:hAnsi="Calibri" w:cs="Calibri"/>
+          <w:szCs w:val="24"/>
+          <w:lang w:bidi="ar-SA"/>
+        </w:rPr>
         <w:t xml:space="preserve">hereby give our full consent and authorization for the filing of a patent/research publication application for the project titled </w:t>
       </w:r>
       <w:r>
@@ -26545,8 +27685,21 @@
           <w:szCs w:val="24"/>
           <w:lang w:bidi="ar-SA"/>
         </w:rPr>
-        <w:t>"Email Spam Detection using Machine Learnning</w:t>
-      </w:r>
+        <w:t xml:space="preserve">"Email Spam Detection using Machine </w:t>
+      </w:r>
+      <w:proofErr w:type="spellStart"/>
+      <w:r>
+        <w:rPr>
+          <w:rFonts w:ascii="Calibri" w:eastAsia="Calibri" w:hAnsi="Calibri" w:cs="Calibri"/>
+          <w:b/>
+          <w:bCs/>
+          <w:color w:val="auto"/>
+          <w:szCs w:val="24"/>
+          <w:lang w:bidi="ar-SA"/>
+        </w:rPr>
+        <w:t>Learnning</w:t>
+      </w:r>
+      <w:proofErr w:type="spellEnd"/>
       <w:r>
         <w:rPr>
           <w:rFonts w:ascii="Calibri" w:eastAsia="Calibri" w:hAnsi="Calibri" w:cs="Calibri"/>
@@ -26583,7 +27736,25 @@
           <w:szCs w:val="24"/>
           <w:lang w:bidi="ar-SA"/>
         </w:rPr>
-        <w:t>We hereby authorize Marwadi University and/or its legal representatives to file the patent/research publication application and act on our behalf regarding any matters related to this filing.</w:t>
+        <w:t xml:space="preserve">We hereby authorize </w:t>
+      </w:r>
+      <w:proofErr w:type="spellStart"/>
+      <w:r>
+        <w:rPr>
+          <w:rFonts w:ascii="Calibri" w:eastAsia="Calibri" w:hAnsi="Calibri" w:cs="Calibri"/>
+          <w:szCs w:val="24"/>
+          <w:lang w:bidi="ar-SA"/>
+        </w:rPr>
+        <w:t>Marwadi</w:t>
+      </w:r>
+      <w:proofErr w:type="spellEnd"/>
+      <w:r>
+        <w:rPr>
+          <w:rFonts w:ascii="Calibri" w:eastAsia="Calibri" w:hAnsi="Calibri" w:cs="Calibri"/>
+          <w:szCs w:val="24"/>
+          <w:lang w:bidi="ar-SA"/>
+        </w:rPr>
+        <w:t xml:space="preserve"> University and/or its legal representatives to file the patent/research publication application and act on our behalf regarding any matters related to this filing.</w:t>
       </w:r>
     </w:p>
     <w:p>
@@ -26700,8 +27871,21 @@
           <w:szCs w:val="24"/>
           <w:lang w:bidi="ar-SA"/>
         </w:rPr>
-        <w:t>Yash Talaviya</w:t>
-      </w:r>
+        <w:t xml:space="preserve">Yash </w:t>
+      </w:r>
+      <w:proofErr w:type="spellStart"/>
+      <w:r>
+        <w:rPr>
+          <w:rFonts w:ascii="Calibri" w:eastAsia="Calibri" w:hAnsi="Calibri" w:cs="Calibri"/>
+          <w:b/>
+          <w:bCs/>
+          <w:color w:val="auto"/>
+          <w:szCs w:val="24"/>
+          <w:lang w:bidi="ar-SA"/>
+        </w:rPr>
+        <w:t>Talaviya</w:t>
+      </w:r>
+      <w:proofErr w:type="spellEnd"/>
       <w:r>
         <w:rPr>
           <w:rFonts w:ascii="Calibri" w:eastAsia="Calibri" w:hAnsi="Calibri" w:cs="Calibri"/>
@@ -26952,7 +28136,27 @@
           <w:color w:val="auto"/>
           <w:sz w:val="22"/>
         </w:rPr>
-        <w:t>Applicant Name-Marwadi University</w:t>
+        <w:t>Applicant Name-</w:t>
+      </w:r>
+      <w:proofErr w:type="spellStart"/>
+      <w:r>
+        <w:rPr>
+          <w:b/>
+          <w:bCs/>
+          <w:color w:val="auto"/>
+          <w:sz w:val="22"/>
+        </w:rPr>
+        <w:t>Marwadi</w:t>
+      </w:r>
+      <w:proofErr w:type="spellEnd"/>
+      <w:r>
+        <w:rPr>
+          <w:b/>
+          <w:bCs/>
+          <w:color w:val="auto"/>
+          <w:sz w:val="22"/>
+        </w:rPr>
+        <w:t xml:space="preserve"> University</w:t>
       </w:r>
     </w:p>
     <w:p>
@@ -27370,8 +28574,18 @@
                 <w:sz w:val="18"/>
                 <w:szCs w:val="18"/>
               </w:rPr>
-              <w:t>Yash Talaviya</w:t>
-            </w:r>
+              <w:t xml:space="preserve">Yash </w:t>
+            </w:r>
+            <w:proofErr w:type="spellStart"/>
+            <w:r>
+              <w:rPr>
+                <w:color w:val="auto"/>
+                <w:sz w:val="18"/>
+                <w:szCs w:val="18"/>
+              </w:rPr>
+              <w:t>Talaviya</w:t>
+            </w:r>
+            <w:proofErr w:type="spellEnd"/>
           </w:p>
         </w:tc>
         <w:tc>
@@ -27410,7 +28624,23 @@
                 <w:sz w:val="18"/>
                 <w:szCs w:val="18"/>
               </w:rPr>
-              <w:t>Computer Engg.</w:t>
+              <w:t xml:space="preserve">Computer </w:t>
+            </w:r>
+            <w:proofErr w:type="spellStart"/>
+            <w:r>
+              <w:rPr>
+                <w:sz w:val="18"/>
+                <w:szCs w:val="18"/>
+              </w:rPr>
+              <w:t>Engg</w:t>
+            </w:r>
+            <w:proofErr w:type="spellEnd"/>
+            <w:r>
+              <w:rPr>
+                <w:sz w:val="18"/>
+                <w:szCs w:val="18"/>
+              </w:rPr>
+              <w:t>.</w:t>
             </w:r>
           </w:p>
         </w:tc>
@@ -27557,13 +28787,23 @@
                 <w:szCs w:val="18"/>
               </w:rPr>
             </w:pPr>
+            <w:proofErr w:type="spellStart"/>
             <w:r>
               <w:rPr>
                 <w:color w:val="auto"/>
                 <w:sz w:val="18"/>
                 <w:szCs w:val="18"/>
               </w:rPr>
-              <w:t>Marwadi University - Rajkot</w:t>
+              <w:t>Marwadi</w:t>
+            </w:r>
+            <w:proofErr w:type="spellEnd"/>
+            <w:r>
+              <w:rPr>
+                <w:color w:val="auto"/>
+                <w:sz w:val="18"/>
+                <w:szCs w:val="18"/>
+              </w:rPr>
+              <w:t xml:space="preserve"> University - Rajkot</w:t>
             </w:r>
           </w:p>
         </w:tc>
@@ -27684,7 +28924,25 @@
                 <w:sz w:val="18"/>
                 <w:szCs w:val="18"/>
               </w:rPr>
-              <w:t>Computer Engg.</w:t>
+              <w:t xml:space="preserve">Computer </w:t>
+            </w:r>
+            <w:proofErr w:type="spellStart"/>
+            <w:r>
+              <w:rPr>
+                <w:color w:val="auto"/>
+                <w:sz w:val="18"/>
+                <w:szCs w:val="18"/>
+              </w:rPr>
+              <w:t>Engg</w:t>
+            </w:r>
+            <w:proofErr w:type="spellEnd"/>
+            <w:r>
+              <w:rPr>
+                <w:color w:val="auto"/>
+                <w:sz w:val="18"/>
+                <w:szCs w:val="18"/>
+              </w:rPr>
+              <w:t>.</w:t>
             </w:r>
           </w:p>
         </w:tc>
@@ -27824,13 +29082,23 @@
                 <w:szCs w:val="18"/>
               </w:rPr>
             </w:pPr>
+            <w:proofErr w:type="spellStart"/>
             <w:r>
               <w:rPr>
                 <w:color w:val="auto"/>
                 <w:sz w:val="18"/>
                 <w:szCs w:val="18"/>
               </w:rPr>
-              <w:t>Marwadi University - Rajkot</w:t>
+              <w:t>Marwadi</w:t>
+            </w:r>
+            <w:proofErr w:type="spellEnd"/>
+            <w:r>
+              <w:rPr>
+                <w:color w:val="auto"/>
+                <w:sz w:val="18"/>
+                <w:szCs w:val="18"/>
+              </w:rPr>
+              <w:t xml:space="preserve"> University - Rajkot</w:t>
             </w:r>
           </w:p>
         </w:tc>
@@ -27946,7 +29214,23 @@
                 <w:sz w:val="18"/>
                 <w:szCs w:val="18"/>
               </w:rPr>
-              <w:t>Computer Engg.</w:t>
+              <w:t xml:space="preserve">Computer </w:t>
+            </w:r>
+            <w:proofErr w:type="spellStart"/>
+            <w:r>
+              <w:rPr>
+                <w:sz w:val="18"/>
+                <w:szCs w:val="18"/>
+              </w:rPr>
+              <w:t>Engg</w:t>
+            </w:r>
+            <w:proofErr w:type="spellEnd"/>
+            <w:r>
+              <w:rPr>
+                <w:sz w:val="18"/>
+                <w:szCs w:val="18"/>
+              </w:rPr>
+              <w:t>.</w:t>
             </w:r>
           </w:p>
         </w:tc>
@@ -28086,13 +29370,23 @@
                 <w:szCs w:val="18"/>
               </w:rPr>
             </w:pPr>
+            <w:proofErr w:type="spellStart"/>
             <w:r>
               <w:rPr>
                 <w:color w:val="auto"/>
                 <w:sz w:val="18"/>
                 <w:szCs w:val="18"/>
               </w:rPr>
-              <w:t>Marwadi University - Rajkot</w:t>
+              <w:t>Marwadi</w:t>
+            </w:r>
+            <w:proofErr w:type="spellEnd"/>
+            <w:r>
+              <w:rPr>
+                <w:color w:val="auto"/>
+                <w:sz w:val="18"/>
+                <w:szCs w:val="18"/>
+              </w:rPr>
+              <w:t xml:space="preserve"> University - Rajkot</w:t>
             </w:r>
           </w:p>
         </w:tc>
@@ -28208,7 +29502,23 @@
                 <w:sz w:val="18"/>
                 <w:szCs w:val="18"/>
               </w:rPr>
-              <w:t>Computer Engg.</w:t>
+              <w:t xml:space="preserve">Computer </w:t>
+            </w:r>
+            <w:proofErr w:type="spellStart"/>
+            <w:r>
+              <w:rPr>
+                <w:sz w:val="18"/>
+                <w:szCs w:val="18"/>
+              </w:rPr>
+              <w:t>Engg</w:t>
+            </w:r>
+            <w:proofErr w:type="spellEnd"/>
+            <w:r>
+              <w:rPr>
+                <w:sz w:val="18"/>
+                <w:szCs w:val="18"/>
+              </w:rPr>
+              <w:t>.</w:t>
             </w:r>
           </w:p>
         </w:tc>
@@ -28341,13 +29651,23 @@
                 <w:szCs w:val="18"/>
               </w:rPr>
             </w:pPr>
+            <w:proofErr w:type="spellStart"/>
             <w:r>
               <w:rPr>
                 <w:color w:val="auto"/>
                 <w:sz w:val="18"/>
                 <w:szCs w:val="18"/>
               </w:rPr>
-              <w:t>Marwadi University - Rajkot</w:t>
+              <w:t>Marwadi</w:t>
+            </w:r>
+            <w:proofErr w:type="spellEnd"/>
+            <w:r>
+              <w:rPr>
+                <w:color w:val="auto"/>
+                <w:sz w:val="18"/>
+                <w:szCs w:val="18"/>
+              </w:rPr>
+              <w:t xml:space="preserve"> University - Rajkot</w:t>
             </w:r>
           </w:p>
         </w:tc>
@@ -28505,7 +29825,23 @@
           <w:sz w:val="20"/>
           <w:szCs w:val="20"/>
         </w:rPr>
-        <w:t xml:space="preserve">The system analyzes email content, subject lines, and metadata to classify emails as spam or legitimate </w:t>
+        <w:t xml:space="preserve">The system </w:t>
+      </w:r>
+      <w:proofErr w:type="spellStart"/>
+      <w:r>
+        <w:rPr>
+          <w:sz w:val="20"/>
+          <w:szCs w:val="20"/>
+        </w:rPr>
+        <w:t>analyzes</w:t>
+      </w:r>
+      <w:proofErr w:type="spellEnd"/>
+      <w:r>
+        <w:rPr>
+          <w:sz w:val="20"/>
+          <w:szCs w:val="20"/>
+        </w:rPr>
+        <w:t xml:space="preserve"> email content, subject lines, and metadata to classify emails as spam or legitimate </w:t>
       </w:r>
     </w:p>
     <w:p>
@@ -29420,7 +30756,7 @@
           <w:szCs w:val="24"/>
         </w:rPr>
         <w:drawing>
-          <wp:inline distT="0" distB="0" distL="0" distR="0" wp14:anchorId="6548AA35" wp14:editId="24068E79">
+          <wp:inline distT="0" distB="0" distL="0" distR="0" wp14:anchorId="6548AA35" wp14:editId="55E5802B">
             <wp:extent cx="2149713" cy="3241040"/>
             <wp:effectExtent l="0" t="0" r="3175" b="0"/>
             <wp:docPr id="1477894359" name="Picture 3"/>
@@ -29497,8 +30833,20 @@
           <w:sz w:val="20"/>
           <w:szCs w:val="20"/>
         </w:rPr>
-        <w:t>Figure 3.1 FlowChart</w:t>
-      </w:r>
+        <w:t xml:space="preserve">Figure 3.1 </w:t>
+      </w:r>
+      <w:proofErr w:type="spellStart"/>
+      <w:r>
+        <w:rPr>
+          <w:b/>
+          <w:bCs/>
+          <w:color w:val="auto"/>
+          <w:sz w:val="20"/>
+          <w:szCs w:val="20"/>
+        </w:rPr>
+        <w:t>FlowChart</w:t>
+      </w:r>
+      <w:proofErr w:type="spellEnd"/>
     </w:p>
     <w:p>
       <w:pPr>
@@ -29806,7 +31154,25 @@
           <w:sz w:val="20"/>
           <w:szCs w:val="20"/>
         </w:rPr>
-        <w:t xml:space="preserve">Train model using LinearSVC </w:t>
+        <w:t xml:space="preserve">Train model using </w:t>
+      </w:r>
+      <w:proofErr w:type="spellStart"/>
+      <w:r>
+        <w:rPr>
+          <w:color w:val="auto"/>
+          <w:sz w:val="20"/>
+          <w:szCs w:val="20"/>
+        </w:rPr>
+        <w:t>LinearSVC</w:t>
+      </w:r>
+      <w:proofErr w:type="spellEnd"/>
+      <w:r>
+        <w:rPr>
+          <w:color w:val="auto"/>
+          <w:sz w:val="20"/>
+          <w:szCs w:val="20"/>
+        </w:rPr>
+        <w:t xml:space="preserve"> </w:t>
       </w:r>
     </w:p>
     <w:p>
@@ -30542,7 +31908,27 @@
                 <w:sz w:val="17"/>
                 <w:szCs w:val="17"/>
               </w:rPr>
-              <w:t>ML-based TF-IDF + LinearSVC learns patterns automatically; handles obfuscation naturally; no manual rule updates needed</w:t>
+              <w:t xml:space="preserve">ML-based TF-IDF + </w:t>
+            </w:r>
+            <w:proofErr w:type="spellStart"/>
+            <w:r>
+              <w:rPr>
+                <w:rFonts w:ascii="Arial" w:eastAsia="Arial" w:hAnsi="Arial" w:cs="Arial"/>
+                <w:color w:val="auto"/>
+                <w:sz w:val="17"/>
+                <w:szCs w:val="17"/>
+              </w:rPr>
+              <w:t>LinearSVC</w:t>
+            </w:r>
+            <w:proofErr w:type="spellEnd"/>
+            <w:r>
+              <w:rPr>
+                <w:rFonts w:ascii="Arial" w:eastAsia="Arial" w:hAnsi="Arial" w:cs="Arial"/>
+                <w:color w:val="auto"/>
+                <w:sz w:val="17"/>
+                <w:szCs w:val="17"/>
+              </w:rPr>
+              <w:t xml:space="preserve"> learns patterns automatically; handles obfuscation naturally; no manual rule updates needed</w:t>
             </w:r>
           </w:p>
         </w:tc>
@@ -30696,6 +32082,7 @@
                 <w:szCs w:val="17"/>
               </w:rPr>
             </w:pPr>
+            <w:proofErr w:type="spellStart"/>
             <w:r>
               <w:rPr>
                 <w:rFonts w:ascii="Arial" w:eastAsia="Arial" w:hAnsi="Arial" w:cs="Arial"/>
@@ -30703,7 +32090,17 @@
                 <w:sz w:val="17"/>
                 <w:szCs w:val="17"/>
               </w:rPr>
-              <w:t>LinearSVC with TF-IDF captures term importance and distributional patterns; meta-features add contextual signals beyond pure word frequency</w:t>
+              <w:t>LinearSVC</w:t>
+            </w:r>
+            <w:proofErr w:type="spellEnd"/>
+            <w:r>
+              <w:rPr>
+                <w:rFonts w:ascii="Arial" w:eastAsia="Arial" w:hAnsi="Arial" w:cs="Arial"/>
+                <w:color w:val="auto"/>
+                <w:sz w:val="17"/>
+                <w:szCs w:val="17"/>
+              </w:rPr>
+              <w:t xml:space="preserve"> with TF-IDF captures term importance and distributional patterns; meta-features add contextual signals beyond pure word frequency</w:t>
             </w:r>
           </w:p>
         </w:tc>
@@ -30866,7 +32263,27 @@
                 <w:sz w:val="17"/>
                 <w:szCs w:val="17"/>
               </w:rPr>
-              <w:t>Our hybrid system extracts meta-features alongside TF-IDF; CalibratedClassifierCV adds reliable confidence scores for each prediction</w:t>
+              <w:t xml:space="preserve">Our hybrid system extracts meta-features alongside TF-IDF; </w:t>
+            </w:r>
+            <w:proofErr w:type="spellStart"/>
+            <w:r>
+              <w:rPr>
+                <w:rFonts w:ascii="Arial" w:eastAsia="Arial" w:hAnsi="Arial" w:cs="Arial"/>
+                <w:color w:val="auto"/>
+                <w:sz w:val="17"/>
+                <w:szCs w:val="17"/>
+              </w:rPr>
+              <w:t>CalibratedClassifierCV</w:t>
+            </w:r>
+            <w:proofErr w:type="spellEnd"/>
+            <w:r>
+              <w:rPr>
+                <w:rFonts w:ascii="Arial" w:eastAsia="Arial" w:hAnsi="Arial" w:cs="Arial"/>
+                <w:color w:val="auto"/>
+                <w:sz w:val="17"/>
+                <w:szCs w:val="17"/>
+              </w:rPr>
+              <w:t xml:space="preserve"> adds reliable confidence scores for each prediction</w:t>
             </w:r>
           </w:p>
         </w:tc>
@@ -30988,7 +32405,27 @@
                 <w:sz w:val="17"/>
                 <w:szCs w:val="17"/>
               </w:rPr>
-              <w:t>Requires massive labeled datasets; computationally expensive; slow training (hours); not practical for real-time deployment</w:t>
+              <w:t xml:space="preserve">Requires massive </w:t>
+            </w:r>
+            <w:proofErr w:type="spellStart"/>
+            <w:r>
+              <w:rPr>
+                <w:rFonts w:ascii="Arial" w:eastAsia="Arial" w:hAnsi="Arial" w:cs="Arial"/>
+                <w:color w:val="auto"/>
+                <w:sz w:val="17"/>
+                <w:szCs w:val="17"/>
+              </w:rPr>
+              <w:t>labeled</w:t>
+            </w:r>
+            <w:proofErr w:type="spellEnd"/>
+            <w:r>
+              <w:rPr>
+                <w:rFonts w:ascii="Arial" w:eastAsia="Arial" w:hAnsi="Arial" w:cs="Arial"/>
+                <w:color w:val="auto"/>
+                <w:sz w:val="17"/>
+                <w:szCs w:val="17"/>
+              </w:rPr>
+              <w:t xml:space="preserve"> datasets; computationally expensive; slow training (hours); not practical for real-time deployment</w:t>
             </w:r>
           </w:p>
         </w:tc>
@@ -31022,6 +32459,7 @@
                 <w:szCs w:val="17"/>
               </w:rPr>
             </w:pPr>
+            <w:proofErr w:type="spellStart"/>
             <w:r>
               <w:rPr>
                 <w:rFonts w:ascii="Arial" w:eastAsia="Arial" w:hAnsi="Arial" w:cs="Arial"/>
@@ -31029,7 +32467,37 @@
                 <w:sz w:val="17"/>
                 <w:szCs w:val="17"/>
               </w:rPr>
-              <w:t>LinearSVC + CalibratedClassifierCV trains in under 4 minutes; achieves 98.27% accuracy comparable to DL models with fraction of computation</w:t>
+              <w:t>LinearSVC</w:t>
+            </w:r>
+            <w:proofErr w:type="spellEnd"/>
+            <w:r>
+              <w:rPr>
+                <w:rFonts w:ascii="Arial" w:eastAsia="Arial" w:hAnsi="Arial" w:cs="Arial"/>
+                <w:color w:val="auto"/>
+                <w:sz w:val="17"/>
+                <w:szCs w:val="17"/>
+              </w:rPr>
+              <w:t xml:space="preserve"> + </w:t>
+            </w:r>
+            <w:proofErr w:type="spellStart"/>
+            <w:r>
+              <w:rPr>
+                <w:rFonts w:ascii="Arial" w:eastAsia="Arial" w:hAnsi="Arial" w:cs="Arial"/>
+                <w:color w:val="auto"/>
+                <w:sz w:val="17"/>
+                <w:szCs w:val="17"/>
+              </w:rPr>
+              <w:t>CalibratedClassifierCV</w:t>
+            </w:r>
+            <w:proofErr w:type="spellEnd"/>
+            <w:r>
+              <w:rPr>
+                <w:rFonts w:ascii="Arial" w:eastAsia="Arial" w:hAnsi="Arial" w:cs="Arial"/>
+                <w:color w:val="auto"/>
+                <w:sz w:val="17"/>
+                <w:szCs w:val="17"/>
+              </w:rPr>
+              <w:t xml:space="preserve"> trains in under 4 minutes; achieves 98.27% accuracy comparable to DL models with fraction of computation</w:t>
             </w:r>
           </w:p>
         </w:tc>
@@ -31331,7 +32799,39 @@
           <w:sz w:val="20"/>
           <w:szCs w:val="20"/>
         </w:rPr>
-        <w:t>This is the core classification algorithm used in the system. It analyzes the numerical features generated by TF-IDF and classifies emails into spam or ham categories. LinearSVC is chosen because of its high accuracy and fast processing capability, making it suitable for real-time applications.</w:t>
+        <w:t xml:space="preserve">This is the core classification algorithm used in the system. It </w:t>
+      </w:r>
+      <w:proofErr w:type="spellStart"/>
+      <w:r>
+        <w:rPr>
+          <w:sz w:val="20"/>
+          <w:szCs w:val="20"/>
+        </w:rPr>
+        <w:t>analyzes</w:t>
+      </w:r>
+      <w:proofErr w:type="spellEnd"/>
+      <w:r>
+        <w:rPr>
+          <w:sz w:val="20"/>
+          <w:szCs w:val="20"/>
+        </w:rPr>
+        <w:t xml:space="preserve"> the numerical features generated by TF-IDF and classifies emails into spam or ham categories. </w:t>
+      </w:r>
+      <w:proofErr w:type="spellStart"/>
+      <w:r>
+        <w:rPr>
+          <w:sz w:val="20"/>
+          <w:szCs w:val="20"/>
+        </w:rPr>
+        <w:t>LinearSVC</w:t>
+      </w:r>
+      <w:proofErr w:type="spellEnd"/>
+      <w:r>
+        <w:rPr>
+          <w:sz w:val="20"/>
+          <w:szCs w:val="20"/>
+        </w:rPr>
+        <w:t xml:space="preserve"> is chosen because of its high accuracy and fast processing capability, making it suitable for real-time applications.</w:t>
       </w:r>
     </w:p>
     <w:p>
@@ -31559,20 +33059,61 @@
           <w:szCs w:val="20"/>
         </w:rPr>
       </w:pPr>
+      <w:proofErr w:type="spellStart"/>
       <w:r>
         <w:rPr>
           <w:sz w:val="20"/>
           <w:szCs w:val="20"/>
         </w:rPr>
-        <w:t>LinearSVC with Probability Calibration</w:t>
-      </w:r>
+        <w:t>LinearSVC</w:t>
+      </w:r>
+      <w:proofErr w:type="spellEnd"/>
       <w:r>
         <w:rPr>
           <w:sz w:val="20"/>
           <w:szCs w:val="20"/>
         </w:rPr>
+        <w:t xml:space="preserve"> with Probability Calibration</w:t>
+      </w:r>
+      <w:r>
+        <w:rPr>
+          <w:sz w:val="20"/>
+          <w:szCs w:val="20"/>
+        </w:rPr>
         <w:br/>
-        <w:t xml:space="preserve">The model combines LinearSVC with CalibratedClassifierCV to provide probability-based predictions, improving confidence and reliability over traditional SVM models. </w:t>
+        <w:t xml:space="preserve">The model combines </w:t>
+      </w:r>
+      <w:proofErr w:type="spellStart"/>
+      <w:r>
+        <w:rPr>
+          <w:sz w:val="20"/>
+          <w:szCs w:val="20"/>
+        </w:rPr>
+        <w:t>LinearSVC</w:t>
+      </w:r>
+      <w:proofErr w:type="spellEnd"/>
+      <w:r>
+        <w:rPr>
+          <w:sz w:val="20"/>
+          <w:szCs w:val="20"/>
+        </w:rPr>
+        <w:t xml:space="preserve"> with </w:t>
+      </w:r>
+      <w:proofErr w:type="spellStart"/>
+      <w:r>
+        <w:rPr>
+          <w:sz w:val="20"/>
+          <w:szCs w:val="20"/>
+        </w:rPr>
+        <w:t>CalibratedClassifierCV</w:t>
+      </w:r>
+      <w:proofErr w:type="spellEnd"/>
+      <w:r>
+        <w:rPr>
+          <w:sz w:val="20"/>
+          <w:szCs w:val="20"/>
+        </w:rPr>
+        <w:t xml:space="preserve"> to provide probability-based predictions, improving confidence and reliability over traditional SVM models. </w:t>
       </w:r>
     </w:p>
     <w:p>
@@ -32467,7 +34008,43 @@
           <w:sz w:val="20"/>
           <w:szCs w:val="20"/>
         </w:rPr>
-        <w:t>Firstly, the integration of TF-IDF feature extraction with LinearSVC and CalibratedClassifierCV is not a basic implementation, as it enhances both classification accuracy and provides probability-based confidence scores, which are not available in standard SVM models.</w:t>
+        <w:t xml:space="preserve">Firstly, the integration of TF-IDF feature extraction with </w:t>
+      </w:r>
+      <w:proofErr w:type="spellStart"/>
+      <w:r>
+        <w:rPr>
+          <w:color w:val="auto"/>
+          <w:sz w:val="20"/>
+          <w:szCs w:val="20"/>
+        </w:rPr>
+        <w:t>LinearSVC</w:t>
+      </w:r>
+      <w:proofErr w:type="spellEnd"/>
+      <w:r>
+        <w:rPr>
+          <w:color w:val="auto"/>
+          <w:sz w:val="20"/>
+          <w:szCs w:val="20"/>
+        </w:rPr>
+        <w:t xml:space="preserve"> and </w:t>
+      </w:r>
+      <w:proofErr w:type="spellStart"/>
+      <w:r>
+        <w:rPr>
+          <w:color w:val="auto"/>
+          <w:sz w:val="20"/>
+          <w:szCs w:val="20"/>
+        </w:rPr>
+        <w:t>CalibratedClassifierCV</w:t>
+      </w:r>
+      <w:proofErr w:type="spellEnd"/>
+      <w:r>
+        <w:rPr>
+          <w:color w:val="auto"/>
+          <w:sz w:val="20"/>
+          <w:szCs w:val="20"/>
+        </w:rPr>
+        <w:t xml:space="preserve"> is not a basic implementation, as it enhances both classification accuracy and provides probability-based confidence scores, which are not available in standard SVM models.</w:t>
       </w:r>
     </w:p>
     <w:p>
@@ -33161,13 +34738,23 @@
                 <w:szCs w:val="20"/>
               </w:rPr>
             </w:pPr>
-            <w:r>
-              <w:rPr>
-                <w:color w:val="auto"/>
-                <w:sz w:val="20"/>
-                <w:szCs w:val="20"/>
-              </w:rPr>
-              <w:t>LinearSVC + Calibration</w:t>
+            <w:proofErr w:type="spellStart"/>
+            <w:r>
+              <w:rPr>
+                <w:color w:val="auto"/>
+                <w:sz w:val="20"/>
+                <w:szCs w:val="20"/>
+              </w:rPr>
+              <w:t>LinearSVC</w:t>
+            </w:r>
+            <w:proofErr w:type="spellEnd"/>
+            <w:r>
+              <w:rPr>
+                <w:color w:val="auto"/>
+                <w:sz w:val="20"/>
+                <w:szCs w:val="20"/>
+              </w:rPr>
+              <w:t xml:space="preserve"> + Calibration</w:t>
             </w:r>
           </w:p>
         </w:tc>
@@ -33266,7 +34853,29 @@
           <w:sz w:val="20"/>
           <w:szCs w:val="20"/>
         </w:rPr>
-        <w:t>Table 13.2 Comparision Table</w:t>
+        <w:t xml:space="preserve">Table 13.2 </w:t>
+      </w:r>
+      <w:proofErr w:type="spellStart"/>
+      <w:r>
+        <w:rPr>
+          <w:b/>
+          <w:bCs/>
+          <w:color w:val="auto"/>
+          <w:sz w:val="20"/>
+          <w:szCs w:val="20"/>
+        </w:rPr>
+        <w:t>Comparision</w:t>
+      </w:r>
+      <w:proofErr w:type="spellEnd"/>
+      <w:r>
+        <w:rPr>
+          <w:b/>
+          <w:bCs/>
+          <w:color w:val="auto"/>
+          <w:sz w:val="20"/>
+          <w:szCs w:val="20"/>
+        </w:rPr>
+        <w:t xml:space="preserve"> Table</w:t>
       </w:r>
     </w:p>
     <w:tbl>
@@ -33414,13 +35023,41 @@
                 <w:szCs w:val="20"/>
               </w:rPr>
             </w:pPr>
-            <w:r>
-              <w:rPr>
-                <w:color w:val="auto"/>
-                <w:sz w:val="20"/>
-                <w:szCs w:val="20"/>
-              </w:rPr>
-              <w:t>LinearSVC + CalibratedClassifierCV (Hybrid) on larger dataset</w:t>
+            <w:proofErr w:type="spellStart"/>
+            <w:r>
+              <w:rPr>
+                <w:color w:val="auto"/>
+                <w:sz w:val="20"/>
+                <w:szCs w:val="20"/>
+              </w:rPr>
+              <w:t>LinearSVC</w:t>
+            </w:r>
+            <w:proofErr w:type="spellEnd"/>
+            <w:r>
+              <w:rPr>
+                <w:color w:val="auto"/>
+                <w:sz w:val="20"/>
+                <w:szCs w:val="20"/>
+              </w:rPr>
+              <w:t xml:space="preserve"> + </w:t>
+            </w:r>
+            <w:proofErr w:type="spellStart"/>
+            <w:r>
+              <w:rPr>
+                <w:color w:val="auto"/>
+                <w:sz w:val="20"/>
+                <w:szCs w:val="20"/>
+              </w:rPr>
+              <w:t>CalibratedClassifierCV</w:t>
+            </w:r>
+            <w:proofErr w:type="spellEnd"/>
+            <w:r>
+              <w:rPr>
+                <w:color w:val="auto"/>
+                <w:sz w:val="20"/>
+                <w:szCs w:val="20"/>
+              </w:rPr>
+              <w:t xml:space="preserve"> (Hybrid) on larger dataset</w:t>
             </w:r>
           </w:p>
         </w:tc>
@@ -33515,13 +35152,23 @@
                 <w:szCs w:val="20"/>
               </w:rPr>
             </w:pPr>
-            <w:r>
-              <w:rPr>
-                <w:color w:val="auto"/>
-                <w:sz w:val="20"/>
-                <w:szCs w:val="20"/>
-              </w:rPr>
-              <w:t>LinearSVC alone (Fast Mode) on larger dataset</w:t>
+            <w:proofErr w:type="spellStart"/>
+            <w:r>
+              <w:rPr>
+                <w:color w:val="auto"/>
+                <w:sz w:val="20"/>
+                <w:szCs w:val="20"/>
+              </w:rPr>
+              <w:t>LinearSVC</w:t>
+            </w:r>
+            <w:proofErr w:type="spellEnd"/>
+            <w:r>
+              <w:rPr>
+                <w:color w:val="auto"/>
+                <w:sz w:val="20"/>
+                <w:szCs w:val="20"/>
+              </w:rPr>
+              <w:t xml:space="preserve"> alone (Fast Mode) on larger dataset</w:t>
             </w:r>
           </w:p>
         </w:tc>
@@ -34046,7 +35693,25 @@
           <w:sz w:val="22"/>
           <w:lang w:val="en-US" w:eastAsia="en-US" w:bidi="ar-SA"/>
         </w:rPr>
-        <w:t xml:space="preserve">Yash Talaviya, Tirth Bhut, Pratham Gajra, and Prof. Yogeshwar Prajapati </w:t>
+        <w:t xml:space="preserve">Yash </w:t>
+      </w:r>
+      <w:proofErr w:type="spellStart"/>
+      <w:r>
+        <w:rPr>
+          <w:color w:val="auto"/>
+          <w:sz w:val="22"/>
+          <w:lang w:val="en-US" w:eastAsia="en-US" w:bidi="ar-SA"/>
+        </w:rPr>
+        <w:t>Talaviya</w:t>
+      </w:r>
+      <w:proofErr w:type="spellEnd"/>
+      <w:r>
+        <w:rPr>
+          <w:color w:val="auto"/>
+          <w:sz w:val="22"/>
+          <w:lang w:val="en-US" w:eastAsia="en-US" w:bidi="ar-SA"/>
+        </w:rPr>
+        <w:t xml:space="preserve">, Tirth Bhut, Pratham Gajra, and Prof. Yogeshwar Prajapati </w:t>
       </w:r>
     </w:p>
     <w:p>
@@ -34069,7 +35734,25 @@
           <w:sz w:val="22"/>
           <w:lang w:val="en-US" w:eastAsia="en-US" w:bidi="ar-SA"/>
         </w:rPr>
-        <w:t xml:space="preserve">Department of Computer Engineering, Marwadi University, Rajkot, Gujarat, India </w:t>
+        <w:t xml:space="preserve">Department of Computer Engineering, </w:t>
+      </w:r>
+      <w:proofErr w:type="spellStart"/>
+      <w:r>
+        <w:rPr>
+          <w:color w:val="auto"/>
+          <w:sz w:val="22"/>
+          <w:lang w:val="en-US" w:eastAsia="en-US" w:bidi="ar-SA"/>
+        </w:rPr>
+        <w:t>Marwadi</w:t>
+      </w:r>
+      <w:proofErr w:type="spellEnd"/>
+      <w:r>
+        <w:rPr>
+          <w:color w:val="auto"/>
+          <w:sz w:val="22"/>
+          <w:lang w:val="en-US" w:eastAsia="en-US" w:bidi="ar-SA"/>
+        </w:rPr>
+        <w:t xml:space="preserve"> University, Rajkot, Gujarat, India </w:t>
       </w:r>
     </w:p>
     <w:p>
@@ -35313,7 +36996,27 @@
                 <w:szCs w:val="16"/>
                 <w:lang w:val="en-US" w:eastAsia="en-US" w:bidi="ar-SA"/>
               </w:rPr>
-              <w:t>Proposed Solution: Use reinforcement learning to update detection policies dynamically and adversarial training to robustify against attacks.</w:t>
+              <w:t xml:space="preserve">Proposed Solution: Use reinforcement learning to update detection policies dynamically and adversarial training to </w:t>
+            </w:r>
+            <w:proofErr w:type="spellStart"/>
+            <w:r>
+              <w:rPr>
+                <w:color w:val="auto"/>
+                <w:sz w:val="16"/>
+                <w:szCs w:val="16"/>
+                <w:lang w:val="en-US" w:eastAsia="en-US" w:bidi="ar-SA"/>
+              </w:rPr>
+              <w:t>robustify</w:t>
+            </w:r>
+            <w:proofErr w:type="spellEnd"/>
+            <w:r>
+              <w:rPr>
+                <w:color w:val="auto"/>
+                <w:sz w:val="16"/>
+                <w:szCs w:val="16"/>
+                <w:lang w:val="en-US" w:eastAsia="en-US" w:bidi="ar-SA"/>
+              </w:rPr>
+              <w:t xml:space="preserve"> against attacks.</w:t>
             </w:r>
           </w:p>
         </w:tc>
@@ -35817,7 +37520,27 @@
                 <w:szCs w:val="16"/>
                 <w:lang w:val="en-US" w:eastAsia="en-US" w:bidi="ar-SA"/>
               </w:rPr>
-              <w:t>LLMs provide detailed reasoning for classifications, increasing user trust. GPT-4 outperforms Llama 2 and PaLM 2.</w:t>
+              <w:t xml:space="preserve">LLMs provide detailed reasoning for classifications, increasing user trust. GPT-4 outperforms Llama 2 and </w:t>
+            </w:r>
+            <w:proofErr w:type="spellStart"/>
+            <w:r>
+              <w:rPr>
+                <w:color w:val="auto"/>
+                <w:sz w:val="16"/>
+                <w:szCs w:val="16"/>
+                <w:lang w:val="en-US" w:eastAsia="en-US" w:bidi="ar-SA"/>
+              </w:rPr>
+              <w:t>PaLM</w:t>
+            </w:r>
+            <w:proofErr w:type="spellEnd"/>
+            <w:r>
+              <w:rPr>
+                <w:color w:val="auto"/>
+                <w:sz w:val="16"/>
+                <w:szCs w:val="16"/>
+                <w:lang w:val="en-US" w:eastAsia="en-US" w:bidi="ar-SA"/>
+              </w:rPr>
+              <w:t xml:space="preserve"> 2.</w:t>
             </w:r>
           </w:p>
         </w:tc>
@@ -36113,7 +37836,27 @@
                 <w:szCs w:val="16"/>
                 <w:lang w:val="en-US" w:eastAsia="en-US" w:bidi="ar-SA"/>
               </w:rPr>
-              <w:t>Hybrid ML: Count Vectorizer (Bag-of-Words) with Multinomial Naive Bayes. Preprocessing includes stopword removal and stemming.</w:t>
+              <w:t xml:space="preserve">Hybrid ML: Count Vectorizer (Bag-of-Words) with Multinomial Naive Bayes. Preprocessing includes </w:t>
+            </w:r>
+            <w:proofErr w:type="spellStart"/>
+            <w:r>
+              <w:rPr>
+                <w:color w:val="auto"/>
+                <w:sz w:val="16"/>
+                <w:szCs w:val="16"/>
+                <w:lang w:val="en-US" w:eastAsia="en-US" w:bidi="ar-SA"/>
+              </w:rPr>
+              <w:t>stopword</w:t>
+            </w:r>
+            <w:proofErr w:type="spellEnd"/>
+            <w:r>
+              <w:rPr>
+                <w:color w:val="auto"/>
+                <w:sz w:val="16"/>
+                <w:szCs w:val="16"/>
+                <w:lang w:val="en-US" w:eastAsia="en-US" w:bidi="ar-SA"/>
+              </w:rPr>
+              <w:t xml:space="preserve"> removal and stemming.</w:t>
             </w:r>
           </w:p>
         </w:tc>
@@ -36540,7 +38283,27 @@
                 <w:szCs w:val="16"/>
                 <w:lang w:val="en-US" w:eastAsia="en-US" w:bidi="ar-SA"/>
               </w:rPr>
-              <w:t>UCI Spambase Dataset (approx. 5,000 instances).</w:t>
+              <w:t xml:space="preserve">UCI </w:t>
+            </w:r>
+            <w:proofErr w:type="spellStart"/>
+            <w:r>
+              <w:rPr>
+                <w:color w:val="auto"/>
+                <w:sz w:val="16"/>
+                <w:szCs w:val="16"/>
+                <w:lang w:val="en-US" w:eastAsia="en-US" w:bidi="ar-SA"/>
+              </w:rPr>
+              <w:t>Spambase</w:t>
+            </w:r>
+            <w:proofErr w:type="spellEnd"/>
+            <w:r>
+              <w:rPr>
+                <w:color w:val="auto"/>
+                <w:sz w:val="16"/>
+                <w:szCs w:val="16"/>
+                <w:lang w:val="en-US" w:eastAsia="en-US" w:bidi="ar-SA"/>
+              </w:rPr>
+              <w:t xml:space="preserve"> Dataset (approx. 5,000 instances).</w:t>
             </w:r>
           </w:p>
         </w:tc>
@@ -36856,7 +38619,27 @@
                 <w:szCs w:val="16"/>
                 <w:lang w:val="en-US" w:eastAsia="en-US" w:bidi="ar-SA"/>
               </w:rPr>
-              <w:t>Reviews various datasets including CSDMC2010, Enron, SpamAssassin.</w:t>
+              <w:t xml:space="preserve">Reviews various datasets including CSDMC2010, Enron, </w:t>
+            </w:r>
+            <w:proofErr w:type="spellStart"/>
+            <w:r>
+              <w:rPr>
+                <w:color w:val="auto"/>
+                <w:sz w:val="16"/>
+                <w:szCs w:val="16"/>
+                <w:lang w:val="en-US" w:eastAsia="en-US" w:bidi="ar-SA"/>
+              </w:rPr>
+              <w:t>SpamAssassin</w:t>
+            </w:r>
+            <w:proofErr w:type="spellEnd"/>
+            <w:r>
+              <w:rPr>
+                <w:color w:val="auto"/>
+                <w:sz w:val="16"/>
+                <w:szCs w:val="16"/>
+                <w:lang w:val="en-US" w:eastAsia="en-US" w:bidi="ar-SA"/>
+              </w:rPr>
+              <w:t>.</w:t>
             </w:r>
           </w:p>
         </w:tc>
@@ -37195,7 +38978,27 @@
                 <w:szCs w:val="16"/>
                 <w:lang w:val="en-US" w:eastAsia="en-US" w:bidi="ar-SA"/>
               </w:rPr>
-              <w:t>Mentions SpamAssassin, Enron, Ling-Spam.</w:t>
+              <w:t xml:space="preserve">Mentions </w:t>
+            </w:r>
+            <w:proofErr w:type="spellStart"/>
+            <w:r>
+              <w:rPr>
+                <w:color w:val="auto"/>
+                <w:sz w:val="16"/>
+                <w:szCs w:val="16"/>
+                <w:lang w:val="en-US" w:eastAsia="en-US" w:bidi="ar-SA"/>
+              </w:rPr>
+              <w:t>SpamAssassin</w:t>
+            </w:r>
+            <w:proofErr w:type="spellEnd"/>
+            <w:r>
+              <w:rPr>
+                <w:color w:val="auto"/>
+                <w:sz w:val="16"/>
+                <w:szCs w:val="16"/>
+                <w:lang w:val="en-US" w:eastAsia="en-US" w:bidi="ar-SA"/>
+              </w:rPr>
+              <w:t>, Enron, Ling-Spam.</w:t>
             </w:r>
           </w:p>
         </w:tc>
@@ -37699,7 +39502,27 @@
                 <w:szCs w:val="16"/>
                 <w:lang w:val="en-US" w:eastAsia="en-US" w:bidi="ar-SA"/>
               </w:rPr>
-              <w:t>Web Integration: RF, KNN, ANN optimized with GridSearchCV. Integrated into a Django Web App.</w:t>
+              <w:t xml:space="preserve">Web Integration: RF, KNN, ANN optimized with </w:t>
+            </w:r>
+            <w:proofErr w:type="spellStart"/>
+            <w:r>
+              <w:rPr>
+                <w:color w:val="auto"/>
+                <w:sz w:val="16"/>
+                <w:szCs w:val="16"/>
+                <w:lang w:val="en-US" w:eastAsia="en-US" w:bidi="ar-SA"/>
+              </w:rPr>
+              <w:t>GridSearchCV</w:t>
+            </w:r>
+            <w:proofErr w:type="spellEnd"/>
+            <w:r>
+              <w:rPr>
+                <w:color w:val="auto"/>
+                <w:sz w:val="16"/>
+                <w:szCs w:val="16"/>
+                <w:lang w:val="en-US" w:eastAsia="en-US" w:bidi="ar-SA"/>
+              </w:rPr>
+              <w:t>. Integrated into a Django Web App.</w:t>
             </w:r>
           </w:p>
         </w:tc>
@@ -37810,7 +39633,27 @@
                 <w:szCs w:val="16"/>
                 <w:lang w:val="en-US" w:eastAsia="en-US" w:bidi="ar-SA"/>
               </w:rPr>
-              <w:t>Datasets from Ariyadasa et al. (2021) and UNB (2016).</w:t>
+              <w:t xml:space="preserve">Datasets from </w:t>
+            </w:r>
+            <w:proofErr w:type="spellStart"/>
+            <w:r>
+              <w:rPr>
+                <w:color w:val="auto"/>
+                <w:sz w:val="16"/>
+                <w:szCs w:val="16"/>
+                <w:lang w:val="en-US" w:eastAsia="en-US" w:bidi="ar-SA"/>
+              </w:rPr>
+              <w:t>Ariyadasa</w:t>
+            </w:r>
+            <w:proofErr w:type="spellEnd"/>
+            <w:r>
+              <w:rPr>
+                <w:color w:val="auto"/>
+                <w:sz w:val="16"/>
+                <w:szCs w:val="16"/>
+                <w:lang w:val="en-US" w:eastAsia="en-US" w:bidi="ar-SA"/>
+              </w:rPr>
+              <w:t xml:space="preserve"> et al. (2021) and UNB (2016).</w:t>
             </w:r>
           </w:p>
         </w:tc>
@@ -38126,7 +39969,27 @@
                 <w:szCs w:val="16"/>
                 <w:lang w:val="en-US" w:eastAsia="en-US" w:bidi="ar-SA"/>
               </w:rPr>
-              <w:t>UCI Spambase dataset (4,601 email instances).</w:t>
+              <w:t xml:space="preserve">UCI </w:t>
+            </w:r>
+            <w:proofErr w:type="spellStart"/>
+            <w:r>
+              <w:rPr>
+                <w:color w:val="auto"/>
+                <w:sz w:val="16"/>
+                <w:szCs w:val="16"/>
+                <w:lang w:val="en-US" w:eastAsia="en-US" w:bidi="ar-SA"/>
+              </w:rPr>
+              <w:t>Spambase</w:t>
+            </w:r>
+            <w:proofErr w:type="spellEnd"/>
+            <w:r>
+              <w:rPr>
+                <w:color w:val="auto"/>
+                <w:sz w:val="16"/>
+                <w:szCs w:val="16"/>
+                <w:lang w:val="en-US" w:eastAsia="en-US" w:bidi="ar-SA"/>
+              </w:rPr>
+              <w:t xml:space="preserve"> dataset (4,601 email instances).</w:t>
             </w:r>
           </w:p>
         </w:tc>
@@ -38367,7 +40230,27 @@
                 <w:szCs w:val="16"/>
                 <w:lang w:val="en-US" w:eastAsia="en-US" w:bidi="ar-SA"/>
               </w:rPr>
-              <w:t>Evaluated NB, LR, Extra Tree, SGD, XGBoost, SVM, RF, and MLP with Count-Vectorizer and TFIDF. Used Grid, Random, and Genetic algorithms (TPOT) for hyperparameter tuning.</w:t>
+              <w:t xml:space="preserve">Evaluated NB, LR, Extra Tree, SGD, </w:t>
+            </w:r>
+            <w:proofErr w:type="spellStart"/>
+            <w:r>
+              <w:rPr>
+                <w:color w:val="1F1F1F"/>
+                <w:sz w:val="16"/>
+                <w:szCs w:val="16"/>
+                <w:lang w:val="en-US" w:eastAsia="en-US" w:bidi="ar-SA"/>
+              </w:rPr>
+              <w:t>XGBoost</w:t>
+            </w:r>
+            <w:proofErr w:type="spellEnd"/>
+            <w:r>
+              <w:rPr>
+                <w:color w:val="1F1F1F"/>
+                <w:sz w:val="16"/>
+                <w:szCs w:val="16"/>
+                <w:lang w:val="en-US" w:eastAsia="en-US" w:bidi="ar-SA"/>
+              </w:rPr>
+              <w:t>, SVM, RF, and MLP with Count-Vectorizer and TFIDF. Used Grid, Random, and Genetic algorithms (TPOT) for hyperparameter tuning.</w:t>
             </w:r>
           </w:p>
         </w:tc>
@@ -38732,7 +40615,47 @@
           <w:szCs w:val="20"/>
           <w:lang w:eastAsia="en-US" w:bidi="ar-SA"/>
         </w:rPr>
-        <w:t>A labeled dataset containing spam and ham emails is utilized. Publicly available datasets such as Enron or SpamAssassin can be used for experimentation.</w:t>
+        <w:t xml:space="preserve">A </w:t>
+      </w:r>
+      <w:proofErr w:type="spellStart"/>
+      <w:r>
+        <w:rPr>
+          <w:color w:val="auto"/>
+          <w:sz w:val="20"/>
+          <w:szCs w:val="20"/>
+          <w:lang w:eastAsia="en-US" w:bidi="ar-SA"/>
+        </w:rPr>
+        <w:t>labeled</w:t>
+      </w:r>
+      <w:proofErr w:type="spellEnd"/>
+      <w:r>
+        <w:rPr>
+          <w:color w:val="auto"/>
+          <w:sz w:val="20"/>
+          <w:szCs w:val="20"/>
+          <w:lang w:eastAsia="en-US" w:bidi="ar-SA"/>
+        </w:rPr>
+        <w:t xml:space="preserve"> dataset containing spam and ham emails is utilized. Publicly available datasets such as Enron or </w:t>
+      </w:r>
+      <w:proofErr w:type="spellStart"/>
+      <w:r>
+        <w:rPr>
+          <w:color w:val="auto"/>
+          <w:sz w:val="20"/>
+          <w:szCs w:val="20"/>
+          <w:lang w:eastAsia="en-US" w:bidi="ar-SA"/>
+        </w:rPr>
+        <w:t>SpamAssassin</w:t>
+      </w:r>
+      <w:proofErr w:type="spellEnd"/>
+      <w:r>
+        <w:rPr>
+          <w:color w:val="auto"/>
+          <w:sz w:val="20"/>
+          <w:szCs w:val="20"/>
+          <w:lang w:eastAsia="en-US" w:bidi="ar-SA"/>
+        </w:rPr>
+        <w:t xml:space="preserve"> can be used for experimentation.</w:t>
       </w:r>
     </w:p>
     <w:p>
@@ -38803,7 +40726,27 @@
           <w:szCs w:val="20"/>
           <w:lang w:eastAsia="en-US" w:bidi="ar-SA"/>
         </w:rPr>
-        <w:t>Raw email data is preprocessed to remove noise and improve data quality. This includes:</w:t>
+        <w:t xml:space="preserve">Raw email data is </w:t>
+      </w:r>
+      <w:proofErr w:type="spellStart"/>
+      <w:r>
+        <w:rPr>
+          <w:color w:val="auto"/>
+          <w:sz w:val="20"/>
+          <w:szCs w:val="20"/>
+          <w:lang w:eastAsia="en-US" w:bidi="ar-SA"/>
+        </w:rPr>
+        <w:t>preprocessed</w:t>
+      </w:r>
+      <w:proofErr w:type="spellEnd"/>
+      <w:r>
+        <w:rPr>
+          <w:color w:val="auto"/>
+          <w:sz w:val="20"/>
+          <w:szCs w:val="20"/>
+          <w:lang w:eastAsia="en-US" w:bidi="ar-SA"/>
+        </w:rPr>
+        <w:t xml:space="preserve"> to remove noise and improve data quality. This includes:</w:t>
       </w:r>
     </w:p>
     <w:p>
@@ -38880,6 +40823,7 @@
           <w:lang w:eastAsia="en-US" w:bidi="ar-SA"/>
         </w:rPr>
       </w:pPr>
+      <w:proofErr w:type="spellStart"/>
       <w:r>
         <w:rPr>
           <w:color w:val="auto"/>
@@ -38887,7 +40831,17 @@
           <w:szCs w:val="20"/>
           <w:lang w:eastAsia="en-US" w:bidi="ar-SA"/>
         </w:rPr>
-        <w:t xml:space="preserve">Stopword removal </w:t>
+        <w:t>Stopword</w:t>
+      </w:r>
+      <w:proofErr w:type="spellEnd"/>
+      <w:r>
+        <w:rPr>
+          <w:color w:val="auto"/>
+          <w:sz w:val="20"/>
+          <w:szCs w:val="20"/>
+          <w:lang w:eastAsia="en-US" w:bidi="ar-SA"/>
+        </w:rPr>
+        <w:t xml:space="preserve"> removal </w:t>
       </w:r>
     </w:p>
     <w:p>
@@ -39575,6 +41529,33 @@
           <w:szCs w:val="20"/>
           <w:lang w:eastAsia="en-US" w:bidi="ar-SA"/>
         </w:rPr>
+        <w:instrText xml:space="preserve"> INCLUDEPICTURE  "C:\\Users\\ADMIN\\OneDrive\\Desktop\\SEM 6\\MINI PROJECT\\Review 1\\Flow Chart jpg.jpg" \* MERGEFORMATINET </w:instrText>
+      </w:r>
+      <w:r>
+        <w:rPr>
+          <w:color w:val="auto"/>
+          <w:sz w:val="20"/>
+          <w:szCs w:val="20"/>
+          <w:lang w:eastAsia="en-US" w:bidi="ar-SA"/>
+        </w:rPr>
+        <w:fldChar w:fldCharType="separate"/>
+      </w:r>
+      <w:r>
+        <w:rPr>
+          <w:color w:val="auto"/>
+          <w:sz w:val="20"/>
+          <w:szCs w:val="20"/>
+          <w:lang w:eastAsia="en-US" w:bidi="ar-SA"/>
+        </w:rPr>
+        <w:fldChar w:fldCharType="begin"/>
+      </w:r>
+      <w:r>
+        <w:rPr>
+          <w:color w:val="auto"/>
+          <w:sz w:val="20"/>
+          <w:szCs w:val="20"/>
+          <w:lang w:eastAsia="en-US" w:bidi="ar-SA"/>
+        </w:rPr>
         <w:instrText xml:space="preserve"> </w:instrText>
       </w:r>
       <w:r>
@@ -39631,10 +41612,19 @@
             <v:path o:extrusionok="f" gradientshapeok="t" o:connecttype="rect"/>
             <o:lock v:ext="edit" aspectratio="t"/>
           </v:shapetype>
-          <v:shape id="_x0000_i1025" type="#_x0000_t75" style="width:3in;height:325.8pt">
+          <v:shape id="_x0000_i1025" type="#_x0000_t75" style="width:3in;height:324pt">
             <v:imagedata r:id="rId45" r:href="rId46"/>
           </v:shape>
         </w:pict>
+      </w:r>
+      <w:r>
+        <w:rPr>
+          <w:color w:val="auto"/>
+          <w:sz w:val="20"/>
+          <w:szCs w:val="20"/>
+          <w:lang w:eastAsia="en-US" w:bidi="ar-SA"/>
+        </w:rPr>
+        <w:fldChar w:fldCharType="end"/>
       </w:r>
       <w:r>
         <w:rPr>
@@ -41164,8 +43154,19 @@
                 <w:szCs w:val="16"/>
                 <w:lang w:eastAsia="en-US" w:bidi="ar-SA"/>
               </w:rPr>
-              <w:t>Linear SVC + CalibratedClassifierCV</w:t>
-            </w:r>
+              <w:t xml:space="preserve">Linear SVC + </w:t>
+            </w:r>
+            <w:proofErr w:type="spellStart"/>
+            <w:r>
+              <w:rPr>
+                <w:color w:val="auto"/>
+                <w:sz w:val="16"/>
+                <w:szCs w:val="16"/>
+                <w:lang w:eastAsia="en-US" w:bidi="ar-SA"/>
+              </w:rPr>
+              <w:t>CalibratedClassifierCV</w:t>
+            </w:r>
+            <w:proofErr w:type="spellEnd"/>
           </w:p>
         </w:tc>
         <w:tc>
@@ -41706,7 +43707,27 @@
           <w:szCs w:val="20"/>
           <w:lang w:eastAsia="en-US" w:bidi="ar-SA"/>
         </w:rPr>
-        <w:t>Although traditional models such as SVM and Random Forest perform well, they are less effective compared to advanced linear models when handling large-scale textual datasets. Additionally, the Linear SVC model provides a good trade-off between computational efficiency and classification accuracy.</w:t>
+        <w:t xml:space="preserve">Although traditional models such as SVM and Random Forest perform well, they are less effective compared to </w:t>
+      </w:r>
+      <w:proofErr w:type="spellStart"/>
+      <w:r>
+        <w:rPr>
+          <w:color w:val="auto"/>
+          <w:sz w:val="20"/>
+          <w:szCs w:val="20"/>
+          <w:lang w:eastAsia="en-US" w:bidi="ar-SA"/>
+        </w:rPr>
+        <w:t>advanced</w:t>
+      </w:r>
+      <w:proofErr w:type="spellEnd"/>
+      <w:r>
+        <w:rPr>
+          <w:color w:val="auto"/>
+          <w:sz w:val="20"/>
+          <w:szCs w:val="20"/>
+          <w:lang w:eastAsia="en-US" w:bidi="ar-SA"/>
+        </w:rPr>
+        <w:t xml:space="preserve"> linear models when handling large-scale textual datasets. Additionally, the Linear SVC model provides a good trade-off between computational efficiency and classification accuracy.</w:t>
       </w:r>
     </w:p>
     <w:p>
@@ -42100,7 +44121,33 @@
           <w:lang w:val="en-US" w:eastAsia="en-US" w:bidi="ar-SA"/>
         </w:rPr>
         <w:lastRenderedPageBreak/>
-        <w:t>I. G. Akawuku, S. O. Adejumo, S. M. Alade, A. A. Olatunde, David, and B. Mulumeoderhwa, "Development of an Efficient Machine learning-based Email spam Detection System," Newport International Journal of Engineering and Physical Sciences, vol. 5, no. 2, pp. 1-10, 2025</w:t>
+        <w:t xml:space="preserve">I. G. </w:t>
+      </w:r>
+      <w:proofErr w:type="spellStart"/>
+      <w:r>
+        <w:rPr>
+          <w:rFonts w:cs="Calibri"/>
+          <w:b/>
+          <w:bCs/>
+          <w:color w:val="auto"/>
+          <w:sz w:val="18"/>
+          <w:szCs w:val="18"/>
+          <w:lang w:val="en-US" w:eastAsia="en-US" w:bidi="ar-SA"/>
+        </w:rPr>
+        <w:t>Akawuku</w:t>
+      </w:r>
+      <w:proofErr w:type="spellEnd"/>
+      <w:r>
+        <w:rPr>
+          <w:rFonts w:cs="Calibri"/>
+          <w:b/>
+          <w:bCs/>
+          <w:color w:val="auto"/>
+          <w:sz w:val="18"/>
+          <w:szCs w:val="18"/>
+          <w:lang w:val="en-US" w:eastAsia="en-US" w:bidi="ar-SA"/>
+        </w:rPr>
+        <w:t>, S. O. Adejumo, S. M. Alade, A. A. Olatunde, David, and B. Mulumeoderhwa, "Development of an Efficient Machine learning-based Email spam Detection System," Newport International Journal of Engineering and Physical Sciences, vol. 5, no. 2, pp. 1-10, 2025</w:t>
       </w:r>
     </w:p>
     <w:p>
@@ -42132,7 +44179,33 @@
           <w:szCs w:val="18"/>
           <w:lang w:val="en-US" w:eastAsia="en-US" w:bidi="ar-SA"/>
         </w:rPr>
-        <w:t>Koide, Takashi, et al. "Chatspamdetector: Leveraging large language models for effective phishing email detection." International Conference on Security and Privacy in Communication Systems. Cham: Springer Nature Switzerland, 2024.</w:t>
+        <w:t>Koide, Takashi, et al. "</w:t>
+      </w:r>
+      <w:proofErr w:type="spellStart"/>
+      <w:r>
+        <w:rPr>
+          <w:rFonts w:cs="Calibri"/>
+          <w:b/>
+          <w:bCs/>
+          <w:color w:val="auto"/>
+          <w:sz w:val="18"/>
+          <w:szCs w:val="18"/>
+          <w:lang w:val="en-US" w:eastAsia="en-US" w:bidi="ar-SA"/>
+        </w:rPr>
+        <w:t>Chatspamdetector</w:t>
+      </w:r>
+      <w:proofErr w:type="spellEnd"/>
+      <w:r>
+        <w:rPr>
+          <w:rFonts w:cs="Calibri"/>
+          <w:b/>
+          <w:bCs/>
+          <w:color w:val="auto"/>
+          <w:sz w:val="18"/>
+          <w:szCs w:val="18"/>
+          <w:lang w:val="en-US" w:eastAsia="en-US" w:bidi="ar-SA"/>
+        </w:rPr>
+        <w:t>: Leveraging large language models for effective phishing email detection." International Conference on Security and Privacy in Communication Systems. Cham: Springer Nature Switzerland, 2024.</w:t>
       </w:r>
     </w:p>
     <w:p>
@@ -42196,7 +44269,33 @@
           <w:szCs w:val="18"/>
           <w:lang w:val="en-US" w:eastAsia="en-US" w:bidi="ar-SA"/>
         </w:rPr>
-        <w:t>Iqbal, Khalid, and Muhammad Shehrayar Khan. "Email classification analysis using machine learning techniques." Applied Computing and Informatics 21.3-4 (2025): 390-402.</w:t>
+        <w:t xml:space="preserve">Iqbal, Khalid, and Muhammad </w:t>
+      </w:r>
+      <w:proofErr w:type="spellStart"/>
+      <w:r>
+        <w:rPr>
+          <w:rFonts w:cs="Calibri"/>
+          <w:b/>
+          <w:bCs/>
+          <w:color w:val="auto"/>
+          <w:sz w:val="18"/>
+          <w:szCs w:val="18"/>
+          <w:lang w:val="en-US" w:eastAsia="en-US" w:bidi="ar-SA"/>
+        </w:rPr>
+        <w:t>Shehrayar</w:t>
+      </w:r>
+      <w:proofErr w:type="spellEnd"/>
+      <w:r>
+        <w:rPr>
+          <w:rFonts w:cs="Calibri"/>
+          <w:b/>
+          <w:bCs/>
+          <w:color w:val="auto"/>
+          <w:sz w:val="18"/>
+          <w:szCs w:val="18"/>
+          <w:lang w:val="en-US" w:eastAsia="en-US" w:bidi="ar-SA"/>
+        </w:rPr>
+        <w:t xml:space="preserve"> Khan. "Email classification analysis using machine learning techniques." Applied Computing and Informatics 21.3-4 (2025): 390-402.</w:t>
       </w:r>
     </w:p>
     <w:p>
@@ -42218,6 +44317,7 @@
           <w:lang w:val="en-US" w:eastAsia="en-US" w:bidi="ar-SA"/>
         </w:rPr>
       </w:pPr>
+      <w:proofErr w:type="spellStart"/>
       <w:r>
         <w:rPr>
           <w:rFonts w:cs="Calibri"/>
@@ -42228,7 +44328,46 @@
           <w:szCs w:val="18"/>
           <w:lang w:val="en-US" w:eastAsia="en-US" w:bidi="ar-SA"/>
         </w:rPr>
-        <w:t>Tusher, Ekramul Haque, et al. "Email spam: A comprehensive review of optimize detection methods, challenges, and open research problems." IEEE Access 12 (2024): 143627-143657.</w:t>
+        <w:t>Tusher</w:t>
+      </w:r>
+      <w:proofErr w:type="spellEnd"/>
+      <w:r>
+        <w:rPr>
+          <w:rFonts w:cs="Calibri"/>
+          <w:b/>
+          <w:bCs/>
+          <w:color w:val="auto"/>
+          <w:sz w:val="18"/>
+          <w:szCs w:val="18"/>
+          <w:lang w:val="en-US" w:eastAsia="en-US" w:bidi="ar-SA"/>
+        </w:rPr>
+        <w:t xml:space="preserve">, </w:t>
+      </w:r>
+      <w:proofErr w:type="spellStart"/>
+      <w:r>
+        <w:rPr>
+          <w:rFonts w:cs="Calibri"/>
+          <w:b/>
+          <w:bCs/>
+          <w:color w:val="auto"/>
+          <w:sz w:val="18"/>
+          <w:szCs w:val="18"/>
+          <w:lang w:val="en-US" w:eastAsia="en-US" w:bidi="ar-SA"/>
+        </w:rPr>
+        <w:t>Ekramul</w:t>
+      </w:r>
+      <w:proofErr w:type="spellEnd"/>
+      <w:r>
+        <w:rPr>
+          <w:rFonts w:cs="Calibri"/>
+          <w:b/>
+          <w:bCs/>
+          <w:color w:val="auto"/>
+          <w:sz w:val="18"/>
+          <w:szCs w:val="18"/>
+          <w:lang w:val="en-US" w:eastAsia="en-US" w:bidi="ar-SA"/>
+        </w:rPr>
+        <w:t xml:space="preserve"> Haque, et al. "Email spam: A comprehensive review of optimize detection methods, challenges, and open research problems." IEEE Access 12 (2024): 143627-143657.</w:t>
       </w:r>
     </w:p>
     <w:p>
@@ -42314,6 +44453,7 @@
           <w:lang w:val="en-US" w:eastAsia="en-US" w:bidi="ar-SA"/>
         </w:rPr>
       </w:pPr>
+      <w:proofErr w:type="spellStart"/>
       <w:r>
         <w:rPr>
           <w:rFonts w:cs="Calibri"/>
@@ -42324,7 +44464,20 @@
           <w:szCs w:val="18"/>
           <w:lang w:val="en-US" w:eastAsia="en-US" w:bidi="ar-SA"/>
         </w:rPr>
-        <w:t>Onih, V. Adeyemi. "Phishing Detection Using Machine Learning: A Model Development and Integration." International Journal of Scientific and Management Research 7.04 (2024): 27-63.</w:t>
+        <w:t>Onih</w:t>
+      </w:r>
+      <w:proofErr w:type="spellEnd"/>
+      <w:r>
+        <w:rPr>
+          <w:rFonts w:cs="Calibri"/>
+          <w:b/>
+          <w:bCs/>
+          <w:color w:val="auto"/>
+          <w:sz w:val="18"/>
+          <w:szCs w:val="18"/>
+          <w:lang w:val="en-US" w:eastAsia="en-US" w:bidi="ar-SA"/>
+        </w:rPr>
+        <w:t>, V. Adeyemi. "Phishing Detection Using Machine Learning: A Model Development and Integration." International Journal of Scientific and Management Research 7.04 (2024): 27-63.</w:t>
       </w:r>
     </w:p>
     <w:p>
@@ -42600,7 +44753,85 @@
           <w:szCs w:val="18"/>
           <w:lang w:val="en-US" w:eastAsia="en-US" w:bidi="ar-SA"/>
         </w:rPr>
-        <w:t xml:space="preserve">N. Al-shanableh, M. S. Alzyoud, and E. Nashnush, "Enhancing Email Spam Detection Through Ensemble Machine Learning: A Comprehensive Evaluation of Model Integration and Performance," </w:t>
+        <w:t>N. Al-</w:t>
+      </w:r>
+      <w:proofErr w:type="spellStart"/>
+      <w:r>
+        <w:rPr>
+          <w:rFonts w:cs="Calibri"/>
+          <w:b/>
+          <w:bCs/>
+          <w:color w:val="auto"/>
+          <w:sz w:val="18"/>
+          <w:szCs w:val="18"/>
+          <w:lang w:val="en-US" w:eastAsia="en-US" w:bidi="ar-SA"/>
+        </w:rPr>
+        <w:t>shanableh</w:t>
+      </w:r>
+      <w:proofErr w:type="spellEnd"/>
+      <w:r>
+        <w:rPr>
+          <w:rFonts w:cs="Calibri"/>
+          <w:b/>
+          <w:bCs/>
+          <w:color w:val="auto"/>
+          <w:sz w:val="18"/>
+          <w:szCs w:val="18"/>
+          <w:lang w:val="en-US" w:eastAsia="en-US" w:bidi="ar-SA"/>
+        </w:rPr>
+        <w:t xml:space="preserve">, M. S. </w:t>
+      </w:r>
+      <w:proofErr w:type="spellStart"/>
+      <w:r>
+        <w:rPr>
+          <w:rFonts w:cs="Calibri"/>
+          <w:b/>
+          <w:bCs/>
+          <w:color w:val="auto"/>
+          <w:sz w:val="18"/>
+          <w:szCs w:val="18"/>
+          <w:lang w:val="en-US" w:eastAsia="en-US" w:bidi="ar-SA"/>
+        </w:rPr>
+        <w:t>Alzyoud</w:t>
+      </w:r>
+      <w:proofErr w:type="spellEnd"/>
+      <w:r>
+        <w:rPr>
+          <w:rFonts w:cs="Calibri"/>
+          <w:b/>
+          <w:bCs/>
+          <w:color w:val="auto"/>
+          <w:sz w:val="18"/>
+          <w:szCs w:val="18"/>
+          <w:lang w:val="en-US" w:eastAsia="en-US" w:bidi="ar-SA"/>
+        </w:rPr>
+        <w:t xml:space="preserve">, and E. </w:t>
+      </w:r>
+      <w:proofErr w:type="spellStart"/>
+      <w:r>
+        <w:rPr>
+          <w:rFonts w:cs="Calibri"/>
+          <w:b/>
+          <w:bCs/>
+          <w:color w:val="auto"/>
+          <w:sz w:val="18"/>
+          <w:szCs w:val="18"/>
+          <w:lang w:val="en-US" w:eastAsia="en-US" w:bidi="ar-SA"/>
+        </w:rPr>
+        <w:t>Nashnush</w:t>
+      </w:r>
+      <w:proofErr w:type="spellEnd"/>
+      <w:r>
+        <w:rPr>
+          <w:rFonts w:cs="Calibri"/>
+          <w:b/>
+          <w:bCs/>
+          <w:color w:val="auto"/>
+          <w:sz w:val="18"/>
+          <w:szCs w:val="18"/>
+          <w:lang w:val="en-US" w:eastAsia="en-US" w:bidi="ar-SA"/>
+        </w:rPr>
+        <w:t xml:space="preserve">, "Enhancing Email Spam Detection Through Ensemble Machine Learning: A Comprehensive Evaluation of Model Integration and Performance," </w:t>
       </w:r>
       <w:r>
         <w:rPr>
@@ -42658,7 +44889,33 @@
           <w:szCs w:val="18"/>
           <w:lang w:val="en-US" w:eastAsia="en-US" w:bidi="ar-SA"/>
         </w:rPr>
-        <w:t xml:space="preserve">R. Sulthana A, A. Verma, and J. A. K., "A detailed analysis on spam emails and detection using Machine Learning algorithms," </w:t>
+        <w:t xml:space="preserve">R. </w:t>
+      </w:r>
+      <w:proofErr w:type="spellStart"/>
+      <w:r>
+        <w:rPr>
+          <w:rFonts w:cs="Calibri"/>
+          <w:b/>
+          <w:bCs/>
+          <w:color w:val="auto"/>
+          <w:sz w:val="18"/>
+          <w:szCs w:val="18"/>
+          <w:lang w:val="en-US" w:eastAsia="en-US" w:bidi="ar-SA"/>
+        </w:rPr>
+        <w:t>Sulthana</w:t>
+      </w:r>
+      <w:proofErr w:type="spellEnd"/>
+      <w:r>
+        <w:rPr>
+          <w:rFonts w:cs="Calibri"/>
+          <w:b/>
+          <w:bCs/>
+          <w:color w:val="auto"/>
+          <w:sz w:val="18"/>
+          <w:szCs w:val="18"/>
+          <w:lang w:val="en-US" w:eastAsia="en-US" w:bidi="ar-SA"/>
+        </w:rPr>
+        <w:t xml:space="preserve"> A, A. Verma, and J. A. K., "A detailed analysis on spam emails and detection using Machine Learning algorithms," </w:t>
       </w:r>
       <w:r>
         <w:rPr>
@@ -42716,7 +44973,85 @@
           <w:szCs w:val="18"/>
           <w:lang w:val="en-US" w:eastAsia="en-US" w:bidi="ar-SA"/>
         </w:rPr>
-        <w:t xml:space="preserve">G. Borotić, L. Granoša, J. Kovačević, and M. B. Babac, "Effective Spam Detection with Machine Learning," </w:t>
+        <w:t xml:space="preserve">G. </w:t>
+      </w:r>
+      <w:proofErr w:type="spellStart"/>
+      <w:r>
+        <w:rPr>
+          <w:rFonts w:cs="Calibri"/>
+          <w:b/>
+          <w:bCs/>
+          <w:color w:val="auto"/>
+          <w:sz w:val="18"/>
+          <w:szCs w:val="18"/>
+          <w:lang w:val="en-US" w:eastAsia="en-US" w:bidi="ar-SA"/>
+        </w:rPr>
+        <w:t>Borotić</w:t>
+      </w:r>
+      <w:proofErr w:type="spellEnd"/>
+      <w:r>
+        <w:rPr>
+          <w:rFonts w:cs="Calibri"/>
+          <w:b/>
+          <w:bCs/>
+          <w:color w:val="auto"/>
+          <w:sz w:val="18"/>
+          <w:szCs w:val="18"/>
+          <w:lang w:val="en-US" w:eastAsia="en-US" w:bidi="ar-SA"/>
+        </w:rPr>
+        <w:t xml:space="preserve">, L. </w:t>
+      </w:r>
+      <w:proofErr w:type="spellStart"/>
+      <w:r>
+        <w:rPr>
+          <w:rFonts w:cs="Calibri"/>
+          <w:b/>
+          <w:bCs/>
+          <w:color w:val="auto"/>
+          <w:sz w:val="18"/>
+          <w:szCs w:val="18"/>
+          <w:lang w:val="en-US" w:eastAsia="en-US" w:bidi="ar-SA"/>
+        </w:rPr>
+        <w:t>Granoša</w:t>
+      </w:r>
+      <w:proofErr w:type="spellEnd"/>
+      <w:r>
+        <w:rPr>
+          <w:rFonts w:cs="Calibri"/>
+          <w:b/>
+          <w:bCs/>
+          <w:color w:val="auto"/>
+          <w:sz w:val="18"/>
+          <w:szCs w:val="18"/>
+          <w:lang w:val="en-US" w:eastAsia="en-US" w:bidi="ar-SA"/>
+        </w:rPr>
+        <w:t xml:space="preserve">, J. Kovačević, and M. B. </w:t>
+      </w:r>
+      <w:proofErr w:type="spellStart"/>
+      <w:r>
+        <w:rPr>
+          <w:rFonts w:cs="Calibri"/>
+          <w:b/>
+          <w:bCs/>
+          <w:color w:val="auto"/>
+          <w:sz w:val="18"/>
+          <w:szCs w:val="18"/>
+          <w:lang w:val="en-US" w:eastAsia="en-US" w:bidi="ar-SA"/>
+        </w:rPr>
+        <w:t>Babac</w:t>
+      </w:r>
+      <w:proofErr w:type="spellEnd"/>
+      <w:r>
+        <w:rPr>
+          <w:rFonts w:cs="Calibri"/>
+          <w:b/>
+          <w:bCs/>
+          <w:color w:val="auto"/>
+          <w:sz w:val="18"/>
+          <w:szCs w:val="18"/>
+          <w:lang w:val="en-US" w:eastAsia="en-US" w:bidi="ar-SA"/>
+        </w:rPr>
+        <w:t xml:space="preserve">, "Effective Spam Detection with Machine Learning," </w:t>
       </w:r>
       <w:r>
         <w:rPr>
@@ -42774,7 +45109,33 @@
           <w:szCs w:val="18"/>
           <w:lang w:val="en-US" w:eastAsia="en-US" w:bidi="ar-SA"/>
         </w:rPr>
-        <w:t xml:space="preserve">A. Felciya I, E. Devi S, M. Maheswari, and S. Roselin Mary, "Email Spam Detection Using Machine Learning Algorithms," </w:t>
+        <w:t xml:space="preserve">A. </w:t>
+      </w:r>
+      <w:proofErr w:type="spellStart"/>
+      <w:r>
+        <w:rPr>
+          <w:rFonts w:cs="Calibri"/>
+          <w:b/>
+          <w:bCs/>
+          <w:color w:val="auto"/>
+          <w:sz w:val="18"/>
+          <w:szCs w:val="18"/>
+          <w:lang w:val="en-US" w:eastAsia="en-US" w:bidi="ar-SA"/>
+        </w:rPr>
+        <w:t>Felciya</w:t>
+      </w:r>
+      <w:proofErr w:type="spellEnd"/>
+      <w:r>
+        <w:rPr>
+          <w:rFonts w:cs="Calibri"/>
+          <w:b/>
+          <w:bCs/>
+          <w:color w:val="auto"/>
+          <w:sz w:val="18"/>
+          <w:szCs w:val="18"/>
+          <w:lang w:val="en-US" w:eastAsia="en-US" w:bidi="ar-SA"/>
+        </w:rPr>
+        <w:t xml:space="preserve"> I, E. Devi S, M. Maheswari, and S. Roselin Mary, "Email Spam Detection Using Machine Learning Algorithms," </w:t>
       </w:r>
       <w:r>
         <w:rPr>
@@ -42948,7 +45309,59 @@
           <w:szCs w:val="18"/>
           <w:lang w:val="en-US" w:eastAsia="en-US" w:bidi="ar-SA"/>
         </w:rPr>
-        <w:t xml:space="preserve">P. Charanarur, H. Jain, G. S. Rao, D. Samanta, S. S. Sengar, and C. T. Hewage, "Machine-Learning-Based Spam Mail Detector," </w:t>
+        <w:t xml:space="preserve">P. </w:t>
+      </w:r>
+      <w:proofErr w:type="spellStart"/>
+      <w:r>
+        <w:rPr>
+          <w:rFonts w:cs="Calibri"/>
+          <w:b/>
+          <w:bCs/>
+          <w:color w:val="auto"/>
+          <w:sz w:val="18"/>
+          <w:szCs w:val="18"/>
+          <w:lang w:val="en-US" w:eastAsia="en-US" w:bidi="ar-SA"/>
+        </w:rPr>
+        <w:t>Charanarur</w:t>
+      </w:r>
+      <w:proofErr w:type="spellEnd"/>
+      <w:r>
+        <w:rPr>
+          <w:rFonts w:cs="Calibri"/>
+          <w:b/>
+          <w:bCs/>
+          <w:color w:val="auto"/>
+          <w:sz w:val="18"/>
+          <w:szCs w:val="18"/>
+          <w:lang w:val="en-US" w:eastAsia="en-US" w:bidi="ar-SA"/>
+        </w:rPr>
+        <w:t xml:space="preserve">, H. Jain, G. S. Rao, D. Samanta, S. S. </w:t>
+      </w:r>
+      <w:proofErr w:type="spellStart"/>
+      <w:r>
+        <w:rPr>
+          <w:rFonts w:cs="Calibri"/>
+          <w:b/>
+          <w:bCs/>
+          <w:color w:val="auto"/>
+          <w:sz w:val="18"/>
+          <w:szCs w:val="18"/>
+          <w:lang w:val="en-US" w:eastAsia="en-US" w:bidi="ar-SA"/>
+        </w:rPr>
+        <w:t>Sengar</w:t>
+      </w:r>
+      <w:proofErr w:type="spellEnd"/>
+      <w:r>
+        <w:rPr>
+          <w:rFonts w:cs="Calibri"/>
+          <w:b/>
+          <w:bCs/>
+          <w:color w:val="auto"/>
+          <w:sz w:val="18"/>
+          <w:szCs w:val="18"/>
+          <w:lang w:val="en-US" w:eastAsia="en-US" w:bidi="ar-SA"/>
+        </w:rPr>
+        <w:t xml:space="preserve">, and C. T. Hewage, "Machine-Learning-Based Spam Mail Detector," </w:t>
       </w:r>
       <w:r>
         <w:rPr>
@@ -43006,7 +45419,85 @@
           <w:szCs w:val="18"/>
           <w:lang w:val="en-US" w:eastAsia="en-US" w:bidi="ar-SA"/>
         </w:rPr>
-        <w:t xml:space="preserve">I. Moutafis, A. Andreatos, and P. Stefaneas, "Spam Email Detection Using Machine Learning Techniques," </w:t>
+        <w:t xml:space="preserve">I. </w:t>
+      </w:r>
+      <w:proofErr w:type="spellStart"/>
+      <w:r>
+        <w:rPr>
+          <w:rFonts w:cs="Calibri"/>
+          <w:b/>
+          <w:bCs/>
+          <w:color w:val="auto"/>
+          <w:sz w:val="18"/>
+          <w:szCs w:val="18"/>
+          <w:lang w:val="en-US" w:eastAsia="en-US" w:bidi="ar-SA"/>
+        </w:rPr>
+        <w:t>Moutafis</w:t>
+      </w:r>
+      <w:proofErr w:type="spellEnd"/>
+      <w:r>
+        <w:rPr>
+          <w:rFonts w:cs="Calibri"/>
+          <w:b/>
+          <w:bCs/>
+          <w:color w:val="auto"/>
+          <w:sz w:val="18"/>
+          <w:szCs w:val="18"/>
+          <w:lang w:val="en-US" w:eastAsia="en-US" w:bidi="ar-SA"/>
+        </w:rPr>
+        <w:t xml:space="preserve">, A. </w:t>
+      </w:r>
+      <w:proofErr w:type="spellStart"/>
+      <w:r>
+        <w:rPr>
+          <w:rFonts w:cs="Calibri"/>
+          <w:b/>
+          <w:bCs/>
+          <w:color w:val="auto"/>
+          <w:sz w:val="18"/>
+          <w:szCs w:val="18"/>
+          <w:lang w:val="en-US" w:eastAsia="en-US" w:bidi="ar-SA"/>
+        </w:rPr>
+        <w:t>Andreatos</w:t>
+      </w:r>
+      <w:proofErr w:type="spellEnd"/>
+      <w:r>
+        <w:rPr>
+          <w:rFonts w:cs="Calibri"/>
+          <w:b/>
+          <w:bCs/>
+          <w:color w:val="auto"/>
+          <w:sz w:val="18"/>
+          <w:szCs w:val="18"/>
+          <w:lang w:val="en-US" w:eastAsia="en-US" w:bidi="ar-SA"/>
+        </w:rPr>
+        <w:t xml:space="preserve">, and P. </w:t>
+      </w:r>
+      <w:proofErr w:type="spellStart"/>
+      <w:r>
+        <w:rPr>
+          <w:rFonts w:cs="Calibri"/>
+          <w:b/>
+          <w:bCs/>
+          <w:color w:val="auto"/>
+          <w:sz w:val="18"/>
+          <w:szCs w:val="18"/>
+          <w:lang w:val="en-US" w:eastAsia="en-US" w:bidi="ar-SA"/>
+        </w:rPr>
+        <w:t>Stefaneas</w:t>
+      </w:r>
+      <w:proofErr w:type="spellEnd"/>
+      <w:r>
+        <w:rPr>
+          <w:rFonts w:cs="Calibri"/>
+          <w:b/>
+          <w:bCs/>
+          <w:color w:val="auto"/>
+          <w:sz w:val="18"/>
+          <w:szCs w:val="18"/>
+          <w:lang w:val="en-US" w:eastAsia="en-US" w:bidi="ar-SA"/>
+        </w:rPr>
+        <w:t xml:space="preserve">, "Spam Email Detection Using Machine Learning Techniques," </w:t>
       </w:r>
       <w:r>
         <w:rPr>
@@ -43079,7 +45570,33 @@
           <w:szCs w:val="18"/>
           <w:lang w:val="en-US" w:eastAsia="en-US" w:bidi="ar-SA"/>
         </w:rPr>
-        <w:t xml:space="preserve">P. Mantri and R. Keole, "A Review on Spam Email Detection using Machine Learning," </w:t>
+        <w:t xml:space="preserve">P. Mantri and R. </w:t>
+      </w:r>
+      <w:proofErr w:type="spellStart"/>
+      <w:r>
+        <w:rPr>
+          <w:rFonts w:cs="Calibri"/>
+          <w:b/>
+          <w:bCs/>
+          <w:color w:val="auto"/>
+          <w:sz w:val="18"/>
+          <w:szCs w:val="18"/>
+          <w:lang w:val="en-US" w:eastAsia="en-US" w:bidi="ar-SA"/>
+        </w:rPr>
+        <w:t>Keole</w:t>
+      </w:r>
+      <w:proofErr w:type="spellEnd"/>
+      <w:r>
+        <w:rPr>
+          <w:rFonts w:cs="Calibri"/>
+          <w:b/>
+          <w:bCs/>
+          <w:color w:val="auto"/>
+          <w:sz w:val="18"/>
+          <w:szCs w:val="18"/>
+          <w:lang w:val="en-US" w:eastAsia="en-US" w:bidi="ar-SA"/>
+        </w:rPr>
+        <w:t xml:space="preserve">, "A Review on Spam Email Detection using Machine Learning," </w:t>
       </w:r>
       <w:r>
         <w:rPr>
@@ -43195,7 +45712,33 @@
           <w:szCs w:val="18"/>
           <w:lang w:val="en-US" w:eastAsia="en-US" w:bidi="ar-SA"/>
         </w:rPr>
-        <w:t xml:space="preserve">A. Shirwadkar and S. Jacob, "Spam Mail Classifier," </w:t>
+        <w:t xml:space="preserve">A. </w:t>
+      </w:r>
+      <w:proofErr w:type="spellStart"/>
+      <w:r>
+        <w:rPr>
+          <w:rFonts w:cs="Calibri"/>
+          <w:b/>
+          <w:bCs/>
+          <w:color w:val="auto"/>
+          <w:sz w:val="18"/>
+          <w:szCs w:val="18"/>
+          <w:lang w:val="en-US" w:eastAsia="en-US" w:bidi="ar-SA"/>
+        </w:rPr>
+        <w:t>Shirwadkar</w:t>
+      </w:r>
+      <w:proofErr w:type="spellEnd"/>
+      <w:r>
+        <w:rPr>
+          <w:rFonts w:cs="Calibri"/>
+          <w:b/>
+          <w:bCs/>
+          <w:color w:val="auto"/>
+          <w:sz w:val="18"/>
+          <w:szCs w:val="18"/>
+          <w:lang w:val="en-US" w:eastAsia="en-US" w:bidi="ar-SA"/>
+        </w:rPr>
+        <w:t xml:space="preserve"> and S. Jacob, "Spam Mail Classifier," </w:t>
       </w:r>
       <w:r>
         <w:rPr>
@@ -43308,11 +45851,267 @@
         </w:rPr>
       </w:pPr>
     </w:p>
+    <w:p>
+      <w:pPr>
+        <w:rPr>
+          <w:b/>
+          <w:bCs/>
+          <w:color w:val="FF0000"/>
+          <w:szCs w:val="24"/>
+        </w:rPr>
+      </w:pPr>
+    </w:p>
+    <w:p>
+      <w:pPr>
+        <w:rPr>
+          <w:b/>
+          <w:bCs/>
+          <w:color w:val="FF0000"/>
+          <w:szCs w:val="24"/>
+        </w:rPr>
+      </w:pPr>
+    </w:p>
+    <w:p>
+      <w:pPr>
+        <w:rPr>
+          <w:b/>
+          <w:bCs/>
+          <w:color w:val="FF0000"/>
+          <w:szCs w:val="24"/>
+        </w:rPr>
+      </w:pPr>
+    </w:p>
+    <w:p>
+      <w:pPr>
+        <w:rPr>
+          <w:b/>
+          <w:bCs/>
+          <w:color w:val="FF0000"/>
+          <w:szCs w:val="24"/>
+        </w:rPr>
+      </w:pPr>
+    </w:p>
+    <w:p>
+      <w:pPr>
+        <w:rPr>
+          <w:b/>
+          <w:bCs/>
+          <w:color w:val="FF0000"/>
+          <w:szCs w:val="24"/>
+        </w:rPr>
+      </w:pPr>
+    </w:p>
+    <w:p>
+      <w:pPr>
+        <w:rPr>
+          <w:b/>
+          <w:bCs/>
+          <w:color w:val="FF0000"/>
+          <w:szCs w:val="24"/>
+        </w:rPr>
+      </w:pPr>
+    </w:p>
+    <w:p>
+      <w:pPr>
+        <w:rPr>
+          <w:b/>
+          <w:bCs/>
+          <w:color w:val="FF0000"/>
+          <w:szCs w:val="24"/>
+        </w:rPr>
+      </w:pPr>
+    </w:p>
+    <w:p>
+      <w:pPr>
+        <w:rPr>
+          <w:b/>
+          <w:bCs/>
+          <w:color w:val="FF0000"/>
+          <w:szCs w:val="24"/>
+        </w:rPr>
+      </w:pPr>
+    </w:p>
+    <w:p>
+      <w:pPr>
+        <w:rPr>
+          <w:b/>
+          <w:bCs/>
+          <w:color w:val="FF0000"/>
+          <w:szCs w:val="24"/>
+        </w:rPr>
+      </w:pPr>
+    </w:p>
+    <w:p>
+      <w:pPr>
+        <w:rPr>
+          <w:b/>
+          <w:bCs/>
+          <w:color w:val="FF0000"/>
+          <w:szCs w:val="24"/>
+        </w:rPr>
+      </w:pPr>
+    </w:p>
+    <w:p>
+      <w:pPr>
+        <w:rPr>
+          <w:b/>
+          <w:bCs/>
+          <w:color w:val="FF0000"/>
+          <w:szCs w:val="24"/>
+        </w:rPr>
+      </w:pPr>
+    </w:p>
+    <w:p>
+      <w:pPr>
+        <w:rPr>
+          <w:b/>
+          <w:bCs/>
+          <w:color w:val="FF0000"/>
+          <w:szCs w:val="24"/>
+        </w:rPr>
+      </w:pPr>
+    </w:p>
+    <w:p>
+      <w:pPr>
+        <w:rPr>
+          <w:b/>
+          <w:bCs/>
+          <w:color w:val="FF0000"/>
+          <w:szCs w:val="24"/>
+        </w:rPr>
+      </w:pPr>
+    </w:p>
+    <w:p>
+      <w:pPr>
+        <w:rPr>
+          <w:b/>
+          <w:bCs/>
+          <w:color w:val="FF0000"/>
+          <w:szCs w:val="24"/>
+        </w:rPr>
+      </w:pPr>
+    </w:p>
+    <w:p>
+      <w:pPr>
+        <w:rPr>
+          <w:b/>
+          <w:bCs/>
+          <w:color w:val="FF0000"/>
+          <w:szCs w:val="24"/>
+        </w:rPr>
+      </w:pPr>
+    </w:p>
+    <w:p>
+      <w:pPr>
+        <w:rPr>
+          <w:b/>
+          <w:bCs/>
+          <w:color w:val="FF0000"/>
+          <w:szCs w:val="24"/>
+        </w:rPr>
+      </w:pPr>
+    </w:p>
+    <w:p>
+      <w:pPr>
+        <w:rPr>
+          <w:b/>
+          <w:bCs/>
+          <w:color w:val="FF0000"/>
+          <w:szCs w:val="24"/>
+        </w:rPr>
+      </w:pPr>
+    </w:p>
+    <w:p>
+      <w:pPr>
+        <w:ind w:left="0" w:firstLine="0"/>
+        <w:rPr>
+          <w:b/>
+          <w:bCs/>
+          <w:color w:val="FF0000"/>
+          <w:szCs w:val="24"/>
+        </w:rPr>
+        <w:sectPr>
+          <w:type w:val="continuous"/>
+          <w:pgSz w:w="11906" w:h="16838" w:code="9"/>
+          <w:pgMar w:top="1440" w:right="1440" w:bottom="1440" w:left="1440" w:header="432" w:footer="432" w:gutter="0"/>
+          <w:cols w:num="2" w:space="288"/>
+          <w:docGrid w:linePitch="326"/>
+        </w:sectPr>
+      </w:pPr>
+    </w:p>
+    <w:p>
+      <w:pPr>
+        <w:ind w:left="0" w:firstLine="0"/>
+        <w:rPr>
+          <w:b/>
+          <w:bCs/>
+          <w:color w:val="FF0000"/>
+          <w:szCs w:val="24"/>
+        </w:rPr>
+      </w:pPr>
+      <w:r>
+        <w:rPr>
+          <w:b/>
+          <w:bCs/>
+          <w:color w:val="FF0000"/>
+          <w:szCs w:val="24"/>
+        </w:rPr>
+        <w:lastRenderedPageBreak/>
+        <w:drawing>
+          <wp:inline distT="0" distB="0" distL="0" distR="0" wp14:anchorId="324237B3" wp14:editId="3965F4A0">
+            <wp:extent cx="5499100" cy="8863330"/>
+            <wp:effectExtent l="0" t="0" r="6350" b="0"/>
+            <wp:docPr id="298970833" name="Picture 4"/>
+            <wp:cNvGraphicFramePr>
+              <a:graphicFrameLocks xmlns:a="http://schemas.openxmlformats.org/drawingml/2006/main" noChangeAspect="1"/>
+            </wp:cNvGraphicFramePr>
+            <a:graphic xmlns:a="http://schemas.openxmlformats.org/drawingml/2006/main">
+              <a:graphicData uri="http://schemas.openxmlformats.org/drawingml/2006/picture">
+                <pic:pic xmlns:pic="http://schemas.openxmlformats.org/drawingml/2006/picture">
+                  <pic:nvPicPr>
+                    <pic:cNvPr id="0" name="Picture 7"/>
+                    <pic:cNvPicPr>
+                      <a:picLocks noChangeAspect="1" noChangeArrowheads="1"/>
+                    </pic:cNvPicPr>
+                  </pic:nvPicPr>
+                  <pic:blipFill>
+                    <a:blip r:embed="rId49">
+                      <a:extLst>
+                        <a:ext uri="{28A0092B-C50C-407E-A947-70E740481C1C}">
+                          <a14:useLocalDpi xmlns:a14="http://schemas.microsoft.com/office/drawing/2010/main" val="0"/>
+                        </a:ext>
+                      </a:extLst>
+                    </a:blip>
+                    <a:srcRect/>
+                    <a:stretch>
+                      <a:fillRect/>
+                    </a:stretch>
+                  </pic:blipFill>
+                  <pic:spPr bwMode="auto">
+                    <a:xfrm>
+                      <a:off x="0" y="0"/>
+                      <a:ext cx="5499100" cy="8863330"/>
+                    </a:xfrm>
+                    <a:prstGeom prst="rect">
+                      <a:avLst/>
+                    </a:prstGeom>
+                    <a:noFill/>
+                    <a:ln>
+                      <a:noFill/>
+                    </a:ln>
+                  </pic:spPr>
+                </pic:pic>
+              </a:graphicData>
+            </a:graphic>
+          </wp:inline>
+        </w:drawing>
+      </w:r>
+    </w:p>
     <w:sectPr>
-      <w:type w:val="continuous"/>
+      <w:headerReference w:type="default" r:id="rId50"/>
       <w:pgSz w:w="11906" w:h="16838" w:code="9"/>
       <w:pgMar w:top="1440" w:right="1440" w:bottom="1440" w:left="1440" w:header="432" w:footer="432" w:gutter="0"/>
-      <w:cols w:num="2" w:space="288"/>
+      <w:cols w:space="288"/>
       <w:docGrid w:linePitch="326"/>
     </w:sectPr>
   </w:body>
@@ -45138,6 +47937,39 @@
 </file>
 
 <file path=word/header18.xml><?xml version="1.0" encoding="utf-8"?>
+<w:hdr xmlns:wpc="http://schemas.microsoft.com/office/word/2010/wordprocessingCanvas" xmlns:cx="http://schemas.microsoft.com/office/drawing/2014/chartex" xmlns:cx1="http://schemas.microsoft.com/office/drawing/2015/9/8/chartex" xmlns:cx2="http://schemas.microsoft.com/office/drawing/2015/10/21/chartex" xmlns:cx3="http://schemas.microsoft.com/office/drawing/2016/5/9/chartex" xmlns:cx4="http://schemas.microsoft.com/office/drawing/2016/5/10/chartex" xmlns:cx5="http://schemas.microsoft.com/office/drawing/2016/5/11/chartex" xmlns:cx6="http://schemas.microsoft.com/office/drawing/2016/5/12/chartex" xmlns:cx7="http://schemas.microsoft.com/office/drawing/2016/5/13/chartex" xmlns:cx8="http://schemas.microsoft.com/office/drawing/2016/5/14/chartex" xmlns:mc="http://schemas.openxmlformats.org/markup-compatibility/2006" xmlns:aink="http://schemas.microsoft.com/office/drawing/2016/ink" xmlns:am3d="http://schemas.microsoft.com/office/drawing/2017/model3d" xmlns:o="urn:schemas-microsoft-com:office:office" xmlns:oel="http://schemas.microsoft.com/office/2019/extlst" xmlns:r="http://schemas.openxmlformats.org/officeDocument/2006/relationships" xmlns:m="http://schemas.openxmlformats.org/officeDocument/2006/math" xmlns:v="urn:schemas-microsoft-com:vml" xmlns:wp14="http://schemas.microsoft.com/office/word/2010/wordprocessingDrawing" xmlns:wp="http://schemas.openxmlformats.org/drawingml/2006/wordprocessingDrawing" xmlns:w10="urn:schemas-microsoft-com:office:word" xmlns:w="http://schemas.openxmlformats.org/wordprocessingml/2006/main" xmlns:w14="http://schemas.microsoft.com/office/word/2010/wordml" xmlns:w15="http://schemas.microsoft.com/office/word/2012/wordml" xmlns:w16cex="http://schemas.microsoft.com/office/word/2018/wordml/cex" xmlns:w16cid="http://schemas.microsoft.com/office/word/2016/wordml/cid" xmlns:w16="http://schemas.microsoft.com/office/word/2018/wordml" xmlns:w16du="http://schemas.microsoft.com/office/word/2023/wordml/word16du" xmlns:w16sdtdh="http://schemas.microsoft.com/office/word/2020/wordml/sdtdatahash" xmlns:w16sdtfl="http://schemas.microsoft.com/office/word/2024/wordml/sdtformatlock" xmlns:w16se="http://schemas.microsoft.com/office/word/2015/wordml/symex" xmlns:wpg="http://schemas.microsoft.com/office/word/2010/wordprocessingGroup" xmlns:wpi="http://schemas.microsoft.com/office/word/2010/wordprocessingInk" xmlns:wne="http://schemas.microsoft.com/office/word/2006/wordml" xmlns:wps="http://schemas.microsoft.com/office/word/2010/wordprocessingShape" mc:Ignorable="w14 w15 w16se w16cid w16 w16cex w16sdtdh w16sdtfl w16du wp14">
+  <w:p>
+    <w:pPr>
+      <w:framePr w:wrap="auto" w:vAnchor="text" w:hAnchor="margin" w:xAlign="right" w:y="1"/>
+    </w:pPr>
+    <w:r>
+      <w:fldChar w:fldCharType="begin"/>
+    </w:r>
+    <w:r>
+      <w:instrText xml:space="preserve">PAGE  </w:instrText>
+    </w:r>
+    <w:r>
+      <w:fldChar w:fldCharType="separate"/>
+    </w:r>
+    <w:r>
+      <w:rPr>
+        <w:noProof/>
+      </w:rPr>
+      <w:t>6</w:t>
+    </w:r>
+    <w:r>
+      <w:fldChar w:fldCharType="end"/>
+    </w:r>
+  </w:p>
+  <w:p>
+    <w:pPr>
+      <w:ind w:right="360"/>
+    </w:pPr>
+  </w:p>
+</w:hdr>
+</file>
+
+<file path=word/header19.xml><?xml version="1.0" encoding="utf-8"?>
 <w:hdr xmlns:wpc="http://schemas.microsoft.com/office/word/2010/wordprocessingCanvas" xmlns:cx="http://schemas.microsoft.com/office/drawing/2014/chartex" xmlns:cx1="http://schemas.microsoft.com/office/drawing/2015/9/8/chartex" xmlns:cx2="http://schemas.microsoft.com/office/drawing/2015/10/21/chartex" xmlns:cx3="http://schemas.microsoft.com/office/drawing/2016/5/9/chartex" xmlns:cx4="http://schemas.microsoft.com/office/drawing/2016/5/10/chartex" xmlns:cx5="http://schemas.microsoft.com/office/drawing/2016/5/11/chartex" xmlns:cx6="http://schemas.microsoft.com/office/drawing/2016/5/12/chartex" xmlns:cx7="http://schemas.microsoft.com/office/drawing/2016/5/13/chartex" xmlns:cx8="http://schemas.microsoft.com/office/drawing/2016/5/14/chartex" xmlns:mc="http://schemas.openxmlformats.org/markup-compatibility/2006" xmlns:aink="http://schemas.microsoft.com/office/drawing/2016/ink" xmlns:am3d="http://schemas.microsoft.com/office/drawing/2017/model3d" xmlns:o="urn:schemas-microsoft-com:office:office" xmlns:oel="http://schemas.microsoft.com/office/2019/extlst" xmlns:r="http://schemas.openxmlformats.org/officeDocument/2006/relationships" xmlns:m="http://schemas.openxmlformats.org/officeDocument/2006/math" xmlns:v="urn:schemas-microsoft-com:vml" xmlns:wp14="http://schemas.microsoft.com/office/word/2010/wordprocessingDrawing" xmlns:wp="http://schemas.openxmlformats.org/drawingml/2006/wordprocessingDrawing" xmlns:w10="urn:schemas-microsoft-com:office:word" xmlns:w="http://schemas.openxmlformats.org/wordprocessingml/2006/main" xmlns:w14="http://schemas.microsoft.com/office/word/2010/wordml" xmlns:w15="http://schemas.microsoft.com/office/word/2012/wordml" xmlns:w16cex="http://schemas.microsoft.com/office/word/2018/wordml/cex" xmlns:w16cid="http://schemas.microsoft.com/office/word/2016/wordml/cid" xmlns:w16="http://schemas.microsoft.com/office/word/2018/wordml" xmlns:w16du="http://schemas.microsoft.com/office/word/2023/wordml/word16du" xmlns:w16sdtdh="http://schemas.microsoft.com/office/word/2020/wordml/sdtdatahash" xmlns:w16sdtfl="http://schemas.microsoft.com/office/word/2024/wordml/sdtformatlock" xmlns:w16se="http://schemas.microsoft.com/office/word/2015/wordml/symex" xmlns:wpg="http://schemas.microsoft.com/office/word/2010/wordprocessingGroup" xmlns:wpi="http://schemas.microsoft.com/office/word/2010/wordprocessingInk" xmlns:wne="http://schemas.microsoft.com/office/word/2006/wordml" xmlns:wps="http://schemas.microsoft.com/office/word/2010/wordprocessingShape" mc:Ignorable="w14 w15 w16se w16cid w16 w16cex w16sdtdh w16sdtfl w16du wp14">
   <w:p>
     <w:pPr>
@@ -55777,7 +58609,6 @@
   <w:style w:type="character" w:default="1" w:styleId="DefaultParagraphFont">
     <w:name w:val="Default Paragraph Font"/>
     <w:uiPriority w:val="1"/>
-    <w:semiHidden/>
     <w:unhideWhenUsed/>
   </w:style>
   <w:style w:type="table" w:default="1" w:styleId="TableNormal">

--- a/1 Mini Project_Report.docx
+++ b/1 Mini Project_Report.docx
@@ -430,7 +430,7 @@
         </w:rPr>
         <w:lastRenderedPageBreak/>
         <w:drawing>
-          <wp:inline distT="0" distB="0" distL="0" distR="0" wp14:anchorId="4A5B2117" wp14:editId="6072DDAB">
+          <wp:inline distT="0" distB="0" distL="0" distR="0" wp14:anchorId="4A5B2117" wp14:editId="2659FE89">
             <wp:extent cx="2857500" cy="805815"/>
             <wp:effectExtent l="0" t="0" r="0" b="0"/>
             <wp:docPr id="3" name="Picture 3"/>
@@ -30756,7 +30756,7 @@
           <w:szCs w:val="24"/>
         </w:rPr>
         <w:drawing>
-          <wp:inline distT="0" distB="0" distL="0" distR="0" wp14:anchorId="6548AA35" wp14:editId="55E5802B">
+          <wp:inline distT="0" distB="0" distL="0" distR="0" wp14:anchorId="6548AA35" wp14:editId="3602D960">
             <wp:extent cx="2149713" cy="3241040"/>
             <wp:effectExtent l="0" t="0" r="3175" b="0"/>
             <wp:docPr id="1477894359" name="Picture 3"/>
@@ -41556,6 +41556,33 @@
           <w:szCs w:val="20"/>
           <w:lang w:eastAsia="en-US" w:bidi="ar-SA"/>
         </w:rPr>
+        <w:instrText xml:space="preserve"> INCLUDEPICTURE  "C:\\Users\\ADMIN\\OneDrive\\Desktop\\SEM 6\\MINI PROJECT\\Review 1\\Flow Chart jpg.jpg" \* MERGEFORMATINET </w:instrText>
+      </w:r>
+      <w:r>
+        <w:rPr>
+          <w:color w:val="auto"/>
+          <w:sz w:val="20"/>
+          <w:szCs w:val="20"/>
+          <w:lang w:eastAsia="en-US" w:bidi="ar-SA"/>
+        </w:rPr>
+        <w:fldChar w:fldCharType="separate"/>
+      </w:r>
+      <w:r>
+        <w:rPr>
+          <w:color w:val="auto"/>
+          <w:sz w:val="20"/>
+          <w:szCs w:val="20"/>
+          <w:lang w:eastAsia="en-US" w:bidi="ar-SA"/>
+        </w:rPr>
+        <w:fldChar w:fldCharType="begin"/>
+      </w:r>
+      <w:r>
+        <w:rPr>
+          <w:color w:val="auto"/>
+          <w:sz w:val="20"/>
+          <w:szCs w:val="20"/>
+          <w:lang w:eastAsia="en-US" w:bidi="ar-SA"/>
+        </w:rPr>
         <w:instrText xml:space="preserve"> </w:instrText>
       </w:r>
       <w:r>
@@ -41612,10 +41639,19 @@
             <v:path o:extrusionok="f" gradientshapeok="t" o:connecttype="rect"/>
             <o:lock v:ext="edit" aspectratio="t"/>
           </v:shapetype>
-          <v:shape id="_x0000_i1025" type="#_x0000_t75" style="width:3in;height:324pt">
+          <v:shape id="_x0000_i1025" type="#_x0000_t75" style="width:3in;height:323.7pt">
             <v:imagedata r:id="rId45" r:href="rId46"/>
           </v:shape>
         </w:pict>
+      </w:r>
+      <w:r>
+        <w:rPr>
+          <w:color w:val="auto"/>
+          <w:sz w:val="20"/>
+          <w:szCs w:val="20"/>
+          <w:lang w:eastAsia="en-US" w:bidi="ar-SA"/>
+        </w:rPr>
+        <w:fldChar w:fldCharType="end"/>
       </w:r>
       <w:r>
         <w:rPr>
@@ -46053,6 +46089,7 @@
         <w:rPr>
           <w:b/>
           <w:bCs/>
+          <w:noProof/>
           <w:color w:val="FF0000"/>
           <w:szCs w:val="24"/>
         </w:rPr>
@@ -48466,8 +48503,8 @@
       <w:tblLook w:val="04A0" w:firstRow="1" w:lastRow="0" w:firstColumn="1" w:lastColumn="0" w:noHBand="0" w:noVBand="1"/>
     </w:tblPr>
     <w:tblGrid>
-      <w:gridCol w:w="4221"/>
-      <w:gridCol w:w="4274"/>
+      <w:gridCol w:w="4248"/>
+      <w:gridCol w:w="4247"/>
     </w:tblGrid>
     <w:tr>
       <w:tc>
@@ -48497,12 +48534,6 @@
               <w:lang w:val="en-US"/>
             </w:rPr>
           </w:pPr>
-          <w:r>
-            <w:rPr>
-              <w:lang w:val="en-US"/>
-            </w:rPr>
-            <w:t>CHAPTER HEADING</w:t>
-          </w:r>
         </w:p>
       </w:tc>
     </w:tr>
@@ -58609,6 +58640,7 @@
   <w:style w:type="character" w:default="1" w:styleId="DefaultParagraphFont">
     <w:name w:val="Default Paragraph Font"/>
     <w:uiPriority w:val="1"/>
+    <w:semiHidden/>
     <w:unhideWhenUsed/>
   </w:style>
   <w:style w:type="table" w:default="1" w:styleId="TableNormal">
